--- a/svoyo-delo/대본/2부/03화_Perevod.docx
+++ b/svoyo-delo/대본/2부/03화_Perevod.docx
@@ -2973,7 +2973,7 @@
               <w:jc w:val="left"/>
             </w:pPr>
             <w:r>
-              <w:t xml:space="preserve">имплант́ат</w:t>
+              <w:t xml:space="preserve">импланта́т</w:t>
             </w:r>
           </w:p>
         </w:tc>
@@ -3087,19 +3087,19 @@
               <w:jc w:val="left"/>
             </w:pPr>
             <w:r>
-              <w:t xml:space="preserve">о́тёк</w:t>
-            </w:r>
-          </w:p>
-        </w:tc>
-        <w:tc>
-          <w:tcPr/>
-          <w:p>
-            <w:pPr>
-              <w:pStyle w:val="Compact"/>
-              <w:jc w:val="left"/>
-            </w:pPr>
-            <w:r>
-              <w:t xml:space="preserve">отёк(-тёк)</w:t>
+              <w:t xml:space="preserve">отёк</w:t>
+            </w:r>
+          </w:p>
+        </w:tc>
+        <w:tc>
+          <w:tcPr/>
+          <w:p>
+            <w:pPr>
+              <w:pStyle w:val="Compact"/>
+              <w:jc w:val="left"/>
+            </w:pPr>
+            <w:r>
+              <w:t xml:space="preserve">-тёк (ё는 항상 강세)</w:t>
             </w:r>
           </w:p>
         </w:tc>

--- a/svoyo-delo/대본/2부/03화_Perevod.docx
+++ b/svoyo-delo/대본/2부/03화_Perevod.docx
@@ -83,7 +83,7 @@
         <w:t xml:space="preserve"> </w:t>
       </w:r>
       <w:r>
-        <w:t xml:space="preserve">- 규칙: 지문 없음. 전 화 100% 「화자명: 대사」. 1턴 15단어 이내 + 긴 턴 10~15회(25~35단어). 문법 초점: 비교(как кухня и подвал), 부정 대명사(ни то, ни другое), 피동 단어미(не записано), 수사 + 명사(сорок две страницы).</w:t>
+        <w:t xml:space="preserve">- 규칙: 지문 없음. 전 화 100% 「화자명: 대사」. 1턴 20단어 이내 + 긴 턴 10~15회(30~50단어). 문법 초점: 비교(как кухня и подвал), 부정 대명사(ни то, ни другое), 피동 단어미(не записано), 수사 + 명사(сорок две страницы).</w:t>
       </w:r>
       <w:r>
         <w:t xml:space="preserve"> </w:t>
@@ -288,119 +288,119 @@
         <w:pStyle w:val="FirstParagraph"/>
       </w:pPr>
       <w:r>
-        <w:t xml:space="preserve">ALINA: Алексей Николаевич? Вы же без товара. Что вы продаёте?</w:t>
-      </w:r>
-    </w:p>
-    <w:p>
-      <w:pPr>
-        <w:pStyle w:val="BodyText"/>
-      </w:pPr>
-      <w:r>
-        <w:t xml:space="preserve">ALEKSEY: Ничего. Я пришёл с просьбой. Нам нужен переводчик.</w:t>
-      </w:r>
-    </w:p>
-    <w:p>
-      <w:pPr>
-        <w:pStyle w:val="BodyText"/>
-      </w:pPr>
-      <w:r>
-        <w:t xml:space="preserve">ALINA: Я не переводчик. Я врач. Одна на всю клинику.</w:t>
-      </w:r>
-    </w:p>
-    <w:p>
-      <w:pPr>
-        <w:pStyle w:val="BodyText"/>
-      </w:pPr>
-      <w:r>
-        <w:t xml:space="preserve">ALEKSEY: Именно поэтому. Нам нужно перевести инструкцию к филлеру. С корейского через английский на русский.</w:t>
-      </w:r>
-    </w:p>
-    <w:p>
-      <w:pPr>
-        <w:pStyle w:val="BodyText"/>
-      </w:pPr>
-      <w:r>
-        <w:t xml:space="preserve">ALINA: Почему не агентство? Агентства быстрее.</w:t>
-      </w:r>
-    </w:p>
-    <w:p>
-      <w:pPr>
-        <w:pStyle w:val="BodyText"/>
-      </w:pPr>
-      <w:r>
-        <w:t xml:space="preserve">ALEKSEY: Агентство переводит слова. Наш регистратор говорит, что эксперт читает смысл. А смысл знает тот, кто сам держал шприц и видел, что бывает после ошибки в одном слове.</w:t>
-      </w:r>
-    </w:p>
-    <w:p>
-      <w:pPr>
-        <w:pStyle w:val="BodyText"/>
-      </w:pPr>
-      <w:r>
-        <w:t xml:space="preserve">ALINA: Красиво. Это ваш регистратор так сказал?</w:t>
-      </w:r>
-    </w:p>
-    <w:p>
-      <w:pPr>
-        <w:pStyle w:val="BodyText"/>
-      </w:pPr>
-      <w:r>
-        <w:t xml:space="preserve">ALEKSEY: Ольга Петровна. Двадцать лет с экспертами. Она говорит, что инструкция — самое опасное место в досье.</w:t>
-      </w:r>
-    </w:p>
-    <w:p>
-      <w:pPr>
-        <w:pStyle w:val="BodyText"/>
-      </w:pPr>
-      <w:r>
-        <w:t xml:space="preserve">ALINA: Она права. Я видела инструкции, после которых пациенток спасали.</w:t>
-      </w:r>
-    </w:p>
-    <w:p>
-      <w:pPr>
-        <w:pStyle w:val="BodyText"/>
-      </w:pPr>
-      <w:r>
-        <w:t xml:space="preserve">ALEKSEY: Тогда помогите нам написать такую, после которой спасать не придётся.</w:t>
-      </w:r>
-    </w:p>
-    <w:p>
-      <w:pPr>
-        <w:pStyle w:val="BodyText"/>
-      </w:pPr>
-      <w:r>
-        <w:t xml:space="preserve">ALINA: Когда? Я работаю до восьми. Каждый день.</w:t>
-      </w:r>
-    </w:p>
-    <w:p>
-      <w:pPr>
-        <w:pStyle w:val="BodyText"/>
-      </w:pPr>
-      <w:r>
-        <w:t xml:space="preserve">ALEKSEY: Вечерами. Три недели. По договору, оплата на счёт. Всё по-белому.</w:t>
-      </w:r>
-    </w:p>
-    <w:p>
-      <w:pPr>
-        <w:pStyle w:val="BodyText"/>
-      </w:pPr>
-      <w:r>
-        <w:t xml:space="preserve">ALINA: Папа будет доволен. Он бухгалтер. Сколько страниц?</w:t>
-      </w:r>
-    </w:p>
-    <w:p>
-      <w:pPr>
-        <w:pStyle w:val="BodyText"/>
-      </w:pPr>
-      <w:r>
-        <w:t xml:space="preserve">ALEKSEY: Сорок две. И глоссарий. Список терминов.</w:t>
-      </w:r>
-    </w:p>
-    <w:p>
-      <w:pPr>
-        <w:pStyle w:val="BodyText"/>
-      </w:pPr>
-      <w:r>
-        <w:t xml:space="preserve">ALINA: Сорок две страницы. Ладно. Я хотела учителя. Видимо, сначала придётся самой учить текст.</w:t>
+        <w:t xml:space="preserve">ALINA: Алексей Николаевич? Вы же сегодня без товара. Что же вы тогда продаёте?</w:t>
+      </w:r>
+    </w:p>
+    <w:p>
+      <w:pPr>
+        <w:pStyle w:val="BodyText"/>
+      </w:pPr>
+      <w:r>
+        <w:t xml:space="preserve">ALEKSEY: Ничего не продаю, я пришёл с просьбой. Нам очень нужен переводчик.</w:t>
+      </w:r>
+    </w:p>
+    <w:p>
+      <w:pPr>
+        <w:pStyle w:val="BodyText"/>
+      </w:pPr>
+      <w:r>
+        <w:t xml:space="preserve">ALINA: Но я не переводчик, я врач. И к тому же одна на всю клинику.</w:t>
+      </w:r>
+    </w:p>
+    <w:p>
+      <w:pPr>
+        <w:pStyle w:val="BodyText"/>
+      </w:pPr>
+      <w:r>
+        <w:t xml:space="preserve">ALEKSEY: Именно поэтому я к вам и пришёл. Нам нужно перевести инструкцию к филлеру с корейского через английский на русский.</w:t>
+      </w:r>
+    </w:p>
+    <w:p>
+      <w:pPr>
+        <w:pStyle w:val="BodyText"/>
+      </w:pPr>
+      <w:r>
+        <w:t xml:space="preserve">ALINA: А почему не агентство? Агентства обычно работают быстрее, чем врачи.</w:t>
+      </w:r>
+    </w:p>
+    <w:p>
+      <w:pPr>
+        <w:pStyle w:val="BodyText"/>
+      </w:pPr>
+      <w:r>
+        <w:t xml:space="preserve">ALEKSEY: Агентство переводит слова. А наш регистратор говорит, что эксперт читает смысл. Смысл знает только тот, кто сам держал шприц и видел, что бывает после ошибки в одном-единственном слове инструкции, а это бывает страшно.</w:t>
+      </w:r>
+    </w:p>
+    <w:p>
+      <w:pPr>
+        <w:pStyle w:val="BodyText"/>
+      </w:pPr>
+      <w:r>
+        <w:t xml:space="preserve">ALINA: Красиво сказано. Это ваш регистратор так говорит или вы сами придумали?</w:t>
+      </w:r>
+    </w:p>
+    <w:p>
+      <w:pPr>
+        <w:pStyle w:val="BodyText"/>
+      </w:pPr>
+      <w:r>
+        <w:t xml:space="preserve">ALEKSEY: Это Ольга Петровна, она двадцать лет работает с экспертами. Она говорит, что инструкция — самое опасное место в досье.</w:t>
+      </w:r>
+    </w:p>
+    <w:p>
+      <w:pPr>
+        <w:pStyle w:val="BodyText"/>
+      </w:pPr>
+      <w:r>
+        <w:t xml:space="preserve">ALINA: Она права. Я видела инструкции, после которых пациенток приходилось спасать.</w:t>
+      </w:r>
+    </w:p>
+    <w:p>
+      <w:pPr>
+        <w:pStyle w:val="BodyText"/>
+      </w:pPr>
+      <w:r>
+        <w:t xml:space="preserve">ALEKSEY: Тогда помогите нам написать такую инструкцию, после которой никого спасать не придётся.</w:t>
+      </w:r>
+    </w:p>
+    <w:p>
+      <w:pPr>
+        <w:pStyle w:val="BodyText"/>
+      </w:pPr>
+      <w:r>
+        <w:t xml:space="preserve">ALINA: А когда мне это делать? Я работаю до восьми, и так каждый день.</w:t>
+      </w:r>
+    </w:p>
+    <w:p>
+      <w:pPr>
+        <w:pStyle w:val="BodyText"/>
+      </w:pPr>
+      <w:r>
+        <w:t xml:space="preserve">ALEKSEY: Вечерами, в течение трёх недель. По договору, с оплатой на счёт. Всё по-белому, без конвертов.</w:t>
+      </w:r>
+    </w:p>
+    <w:p>
+      <w:pPr>
+        <w:pStyle w:val="BodyText"/>
+      </w:pPr>
+      <w:r>
+        <w:t xml:space="preserve">ALINA: Папа будет доволен, потому что он бухгалтер. А сколько там страниц?</w:t>
+      </w:r>
+    </w:p>
+    <w:p>
+      <w:pPr>
+        <w:pStyle w:val="BodyText"/>
+      </w:pPr>
+      <w:r>
+        <w:t xml:space="preserve">ALEKSEY: Сорок две страницы. И ещё глоссарий, то есть список терминов.</w:t>
+      </w:r>
+    </w:p>
+    <w:p>
+      <w:pPr>
+        <w:pStyle w:val="BodyText"/>
+      </w:pPr>
+      <w:r>
+        <w:t xml:space="preserve">ALINA: Сорок две страницы… Ладно, я согласна. Я хотела найти учителя, но, видимо, сначала придётся самой учить текст.</w:t>
       </w:r>
     </w:p>
     <w:bookmarkEnd w:id="21"/>
@@ -418,279 +418,279 @@
         <w:pStyle w:val="FirstParagraph"/>
       </w:pPr>
       <w:r>
-        <w:t xml:space="preserve">OLGA: Гарипова? Садитесь. Вот казахстанский перевод от агентства в Сеуле. Читайте страницу три.</w:t>
-      </w:r>
-    </w:p>
-    <w:p>
-      <w:pPr>
-        <w:pStyle w:val="BodyText"/>
-      </w:pPr>
-      <w:r>
-        <w:t xml:space="preserve">ALINA: «Наполнитель вводится в глубокие слои дермы». Наполнитель? Так никто не говорит. Говорят «филлер».</w:t>
-      </w:r>
-    </w:p>
-    <w:p>
-      <w:pPr>
-        <w:pStyle w:val="BodyText"/>
-      </w:pPr>
-      <w:r>
-        <w:t xml:space="preserve">OLGA: Страница семь.</w:t>
-      </w:r>
-    </w:p>
-    <w:p>
-      <w:pPr>
-        <w:pStyle w:val="BodyText"/>
-      </w:pPr>
-      <w:r>
-        <w:t xml:space="preserve">ALINA: «Имплантат вводить подкожно». Подождите. На третьей странице — в дерму. На седьмой — подкожно. Это разные места.</w:t>
-      </w:r>
-    </w:p>
-    <w:p>
-      <w:pPr>
-        <w:pStyle w:val="BodyText"/>
-      </w:pPr>
-      <w:r>
-        <w:t xml:space="preserve">OLGA: Разные. Насколько разные?</w:t>
-      </w:r>
-    </w:p>
-    <w:p>
-      <w:pPr>
-        <w:pStyle w:val="BodyText"/>
-      </w:pPr>
-      <w:r>
-        <w:t xml:space="preserve">ALINA: Как кухня и подвал. Дерма — это кожа. Подкожно — это под кожей. Врач, который прочитает седьмую страницу, введёт гель не туда. И виноват будет не врач, а инструкция.</w:t>
-      </w:r>
-    </w:p>
-    <w:p>
-      <w:pPr>
-        <w:pStyle w:val="BodyText"/>
-      </w:pPr>
-      <w:r>
-        <w:t xml:space="preserve">ALEKSEY: И что будет?</w:t>
-      </w:r>
-    </w:p>
-    <w:p>
-      <w:pPr>
-        <w:pStyle w:val="BodyText"/>
-      </w:pPr>
-      <w:r>
-        <w:t xml:space="preserve">ALINA: В лучшем случае — бугор. В худшем — сосуд. Помните, я рассказывала про белую кожу?</w:t>
-      </w:r>
-    </w:p>
-    <w:p>
-      <w:pPr>
-        <w:pStyle w:val="BodyText"/>
-      </w:pPr>
-      <w:r>
-        <w:t xml:space="preserve">ALEKSEY: Помню. Белая кожа и однокурсница через всю Москву.</w:t>
-      </w:r>
-    </w:p>
-    <w:p>
-      <w:pPr>
-        <w:pStyle w:val="BodyText"/>
-      </w:pPr>
-      <w:r>
-        <w:t xml:space="preserve">OLGA: Вот. Поэтому — не агентство. Дальше. Страница двенадцать.</w:t>
-      </w:r>
-    </w:p>
-    <w:p>
-      <w:pPr>
-        <w:pStyle w:val="BodyText"/>
-      </w:pPr>
-      <w:r>
-        <w:t xml:space="preserve">ALINA: «Гиалуроновая кислота». Страница тринадцать: «гиалуронат натрия». Страница пятнадцать: «ГК». Страница двадцать: «HA», латиницей.</w:t>
-      </w:r>
-    </w:p>
-    <w:p>
-      <w:pPr>
-        <w:pStyle w:val="BodyText"/>
-      </w:pPr>
-      <w:r>
-        <w:t xml:space="preserve">OLGA: Четыре названия одного вещества. Что подумает эксперт?</w:t>
-      </w:r>
-    </w:p>
-    <w:p>
-      <w:pPr>
-        <w:pStyle w:val="BodyText"/>
-      </w:pPr>
-      <w:r>
-        <w:t xml:space="preserve">ALINA: Что это четыре вещества. Или что производитель сам не знает.</w:t>
-      </w:r>
-    </w:p>
-    <w:p>
-      <w:pPr>
-        <w:pStyle w:val="BodyText"/>
-      </w:pPr>
-      <w:r>
-        <w:t xml:space="preserve">OLGA: Именно. Запомните главное правило. Термин должен быть один.</w:t>
-      </w:r>
-    </w:p>
-    <w:p>
-      <w:pPr>
-        <w:pStyle w:val="BodyText"/>
-      </w:pPr>
-      <w:r>
-        <w:t xml:space="preserve">ALEKSEY: Один на всё досье?</w:t>
-      </w:r>
-    </w:p>
-    <w:p>
-      <w:pPr>
-        <w:pStyle w:val="BodyText"/>
-      </w:pPr>
-      <w:r>
-        <w:t xml:space="preserve">OLGA: Один на всё досье. На инструкцию, на маркировку, на техническую документацию. Если в одном месте «гиалуронат натрия», то везде «гиалуронат натрия». До последней страницы. Эксперт это проверяет.</w:t>
-      </w:r>
-    </w:p>
-    <w:p>
-      <w:pPr>
-        <w:pStyle w:val="BodyText"/>
-      </w:pPr>
-      <w:r>
-        <w:t xml:space="preserve">ALINA: А какой правильный? Кислота или гиалуронат?</w:t>
-      </w:r>
-    </w:p>
-    <w:p>
-      <w:pPr>
-        <w:pStyle w:val="BodyText"/>
-      </w:pPr>
-      <w:r>
-        <w:t xml:space="preserve">OLGA: Это вы мне скажите. Вы врач. Я регистратор.</w:t>
-      </w:r>
-    </w:p>
-    <w:p>
-      <w:pPr>
-        <w:pStyle w:val="BodyText"/>
-      </w:pPr>
-      <w:r>
-        <w:t xml:space="preserve">ALINA: В шприце — гиалуронат натрия, соль кислоты. Так химически точно.</w:t>
-      </w:r>
-    </w:p>
-    <w:p>
-      <w:pPr>
-        <w:pStyle w:val="BodyText"/>
-      </w:pPr>
-      <w:r>
-        <w:t xml:space="preserve">OLGA: Значит, в досье — «гиалуронат натрия». А в разговоре с врачами — как угодно. Разговор не регистрируют, а досье — да. Каждое слово досье потом становится законом для всех.</w:t>
-      </w:r>
-    </w:p>
-    <w:p>
-      <w:pPr>
-        <w:pStyle w:val="BodyText"/>
-      </w:pPr>
-      <w:r>
-        <w:t xml:space="preserve">ALINA: Строка один. «Гиалуронат натрия». Не кислота, не ГК, не HA.</w:t>
-      </w:r>
-    </w:p>
-    <w:p>
-      <w:pPr>
-        <w:pStyle w:val="BodyText"/>
-      </w:pPr>
-      <w:r>
-        <w:t xml:space="preserve">ALEKSEY: А «филлер» или «наполнитель»?</w:t>
-      </w:r>
-    </w:p>
-    <w:p>
-      <w:pPr>
-        <w:pStyle w:val="BodyText"/>
-      </w:pPr>
-      <w:r>
-        <w:t xml:space="preserve">OLGA: Ни то, ни другое. В регистрации — «имплантат». Строка два.</w:t>
-      </w:r>
-    </w:p>
-    <w:p>
-      <w:pPr>
-        <w:pStyle w:val="BodyText"/>
-      </w:pPr>
-      <w:r>
-        <w:t xml:space="preserve">ALINA: Но врачи не говорят «имплантат». Говорят «филлер».</w:t>
-      </w:r>
-    </w:p>
-    <w:p>
-      <w:pPr>
-        <w:pStyle w:val="BodyText"/>
-      </w:pPr>
-      <w:r>
-        <w:t xml:space="preserve">OLGA: Врачи говорят. Эксперты пишут. Инструкция — для врача, но читает её сначала эксперт. Пишем так, чтобы понял врач и не придрался эксперт. Это и есть искусство регистрации.</w:t>
-      </w:r>
-    </w:p>
-    <w:p>
-      <w:pPr>
-        <w:pStyle w:val="BodyText"/>
-      </w:pPr>
-      <w:r>
-        <w:t xml:space="preserve">ALINA: Тогда в скобках. «Имплантат (филлер)». Один раз, в начале. Потом — только «имплантат».</w:t>
-      </w:r>
-    </w:p>
-    <w:p>
-      <w:pPr>
-        <w:pStyle w:val="BodyText"/>
-      </w:pPr>
-      <w:r>
-        <w:t xml:space="preserve">OLGA: Хорошо. Гарипова, вы думаете как регистратор. Это опасно для врача.</w:t>
-      </w:r>
-    </w:p>
-    <w:p>
-      <w:pPr>
-        <w:pStyle w:val="BodyText"/>
-      </w:pPr>
-      <w:r>
-        <w:t xml:space="preserve">ALINA: Почему опасно?</w:t>
-      </w:r>
-    </w:p>
-    <w:p>
-      <w:pPr>
-        <w:pStyle w:val="BodyText"/>
-      </w:pPr>
-      <w:r>
-        <w:t xml:space="preserve">OLGA: Потому что начнёте видеть ошибки везде. В меню ресторана. В открытках. В собственных рецептах.</w:t>
-      </w:r>
-    </w:p>
-    <w:p>
-      <w:pPr>
-        <w:pStyle w:val="BodyText"/>
-      </w:pPr>
-      <w:r>
-        <w:t xml:space="preserve">ALINA: Я и так вижу. Это у меня от папы.</w:t>
-      </w:r>
-    </w:p>
-    <w:p>
-      <w:pPr>
-        <w:pStyle w:val="BodyText"/>
-      </w:pPr>
-      <w:r>
-        <w:t xml:space="preserve">OLGA: Тогда вы наш человек. Сколько терминов будет в глоссарии?</w:t>
-      </w:r>
-    </w:p>
-    <w:p>
-      <w:pPr>
-        <w:pStyle w:val="BodyText"/>
-      </w:pPr>
-      <w:r>
-        <w:t xml:space="preserve">ALEKSEY: Глоссарий — это просто словарь?</w:t>
-      </w:r>
-    </w:p>
-    <w:p>
-      <w:pPr>
-        <w:pStyle w:val="BodyText"/>
-      </w:pPr>
-      <w:r>
-        <w:t xml:space="preserve">OLGA: Словарь, который нельзя нарушать. Как закон.</w:t>
-      </w:r>
-    </w:p>
-    <w:p>
-      <w:pPr>
-        <w:pStyle w:val="BodyText"/>
-      </w:pPr>
-      <w:r>
-        <w:t xml:space="preserve">ALINA: Пока вижу тридцать. Может, сорок. «Сшитый», «поперечно-сшитый», «стабилизированный» — тоже одно и то же?</w:t>
-      </w:r>
-    </w:p>
-    <w:p>
-      <w:pPr>
-        <w:pStyle w:val="BodyText"/>
-      </w:pPr>
-      <w:r>
-        <w:t xml:space="preserve">OLGA: Это спросим у корейцев. Завтра в два. Они делали гель, пусть скажут, как он называется.</w:t>
+        <w:t xml:space="preserve">OLGA: Вы Гарипова? Садитесь, пожалуйста. Вот казахстанский перевод от агентства в Сеуле. Прочитайте страницу три.</w:t>
+      </w:r>
+    </w:p>
+    <w:p>
+      <w:pPr>
+        <w:pStyle w:val="BodyText"/>
+      </w:pPr>
+      <w:r>
+        <w:t xml:space="preserve">ALINA: «Наполнитель вводится в глубокие слои дермы». Наполнитель? Так ведь никто не говорит, все говорят «филлер».</w:t>
+      </w:r>
+    </w:p>
+    <w:p>
+      <w:pPr>
+        <w:pStyle w:val="BodyText"/>
+      </w:pPr>
+      <w:r>
+        <w:t xml:space="preserve">OLGA: Хорошо, я это отметила. А теперь посмотрите страницу семь.</w:t>
+      </w:r>
+    </w:p>
+    <w:p>
+      <w:pPr>
+        <w:pStyle w:val="BodyText"/>
+      </w:pPr>
+      <w:r>
+        <w:t xml:space="preserve">ALINA: «Имплантат вводить подкожно». Подождите, на третьей странице — в дерму, а на седьмой — подкожно. Это же разные места.</w:t>
+      </w:r>
+    </w:p>
+    <w:p>
+      <w:pPr>
+        <w:pStyle w:val="BodyText"/>
+      </w:pPr>
+      <w:r>
+        <w:t xml:space="preserve">OLGA: Да, разные. А насколько они разные, если объяснить простыми словами?</w:t>
+      </w:r>
+    </w:p>
+    <w:p>
+      <w:pPr>
+        <w:pStyle w:val="BodyText"/>
+      </w:pPr>
+      <w:r>
+        <w:t xml:space="preserve">ALINA: Как кухня и подвал. Дерма — это кожа, а подкожно — это под кожей. Врач, который прочитает седьмую страницу, введёт гель не туда. И виноват в этом будет не врач, а инструкция.</w:t>
+      </w:r>
+    </w:p>
+    <w:p>
+      <w:pPr>
+        <w:pStyle w:val="BodyText"/>
+      </w:pPr>
+      <w:r>
+        <w:t xml:space="preserve">ALEKSEY: И что тогда будет с пациенткой, если гель попадёт не туда?</w:t>
+      </w:r>
+    </w:p>
+    <w:p>
+      <w:pPr>
+        <w:pStyle w:val="BodyText"/>
+      </w:pPr>
+      <w:r>
+        <w:t xml:space="preserve">ALINA: В лучшем случае будет бугор, а в худшем — сосуд. Помните, я рассказывала вам про белую кожу?</w:t>
+      </w:r>
+    </w:p>
+    <w:p>
+      <w:pPr>
+        <w:pStyle w:val="BodyText"/>
+      </w:pPr>
+      <w:r>
+        <w:t xml:space="preserve">ALEKSEY: Помню, конечно. Белая кожа и однокурсница, которая ехала через всю Москву.</w:t>
+      </w:r>
+    </w:p>
+    <w:p>
+      <w:pPr>
+        <w:pStyle w:val="BodyText"/>
+      </w:pPr>
+      <w:r>
+        <w:t xml:space="preserve">OLGA: Вот поэтому нам и не подходит агентство. Идём дальше: страница двенадцать.</w:t>
+      </w:r>
+    </w:p>
+    <w:p>
+      <w:pPr>
+        <w:pStyle w:val="BodyText"/>
+      </w:pPr>
+      <w:r>
+        <w:t xml:space="preserve">ALINA: Здесь «гиалуроновая кислота», на странице тринадцать «гиалуронат натрия», на пятнадцатой «ГК», а на двадцатой «HA», латиницей.</w:t>
+      </w:r>
+    </w:p>
+    <w:p>
+      <w:pPr>
+        <w:pStyle w:val="BodyText"/>
+      </w:pPr>
+      <w:r>
+        <w:t xml:space="preserve">OLGA: Получается четыре названия одного вещества. И что, по-вашему, подумает эксперт?</w:t>
+      </w:r>
+    </w:p>
+    <w:p>
+      <w:pPr>
+        <w:pStyle w:val="BodyText"/>
+      </w:pPr>
+      <w:r>
+        <w:t xml:space="preserve">ALINA: Он подумает, что это четыре разных вещества. Или что производитель сам не знает, что у него в шприце.</w:t>
+      </w:r>
+    </w:p>
+    <w:p>
+      <w:pPr>
+        <w:pStyle w:val="BodyText"/>
+      </w:pPr>
+      <w:r>
+        <w:t xml:space="preserve">OLGA: Именно. Поэтому запомните главное правило: термин должен быть один.</w:t>
+      </w:r>
+    </w:p>
+    <w:p>
+      <w:pPr>
+        <w:pStyle w:val="BodyText"/>
+      </w:pPr>
+      <w:r>
+        <w:t xml:space="preserve">ALEKSEY: Один термин на всё досье? Даже если документов очень много?</w:t>
+      </w:r>
+    </w:p>
+    <w:p>
+      <w:pPr>
+        <w:pStyle w:val="BodyText"/>
+      </w:pPr>
+      <w:r>
+        <w:t xml:space="preserve">OLGA: Один на всё досье: на инструкцию, на маркировку и на техническую документацию. Если в одном месте написано «гиалуронат натрия», то везде должно быть «гиалуронат натрия», до последней страницы. Эксперт это проверяет, причём очень внимательно.</w:t>
+      </w:r>
+    </w:p>
+    <w:p>
+      <w:pPr>
+        <w:pStyle w:val="BodyText"/>
+      </w:pPr>
+      <w:r>
+        <w:t xml:space="preserve">ALINA: А какой вариант правильный? Кислота или всё-таки гиалуронат?</w:t>
+      </w:r>
+    </w:p>
+    <w:p>
+      <w:pPr>
+        <w:pStyle w:val="BodyText"/>
+      </w:pPr>
+      <w:r>
+        <w:t xml:space="preserve">OLGA: Это вы мне скажите, потому что вы врач, а я регистратор.</w:t>
+      </w:r>
+    </w:p>
+    <w:p>
+      <w:pPr>
+        <w:pStyle w:val="BodyText"/>
+      </w:pPr>
+      <w:r>
+        <w:t xml:space="preserve">ALINA: В шприце находится гиалуронат натрия, то есть соль кислоты. Так будет химически точно.</w:t>
+      </w:r>
+    </w:p>
+    <w:p>
+      <w:pPr>
+        <w:pStyle w:val="BodyText"/>
+      </w:pPr>
+      <w:r>
+        <w:t xml:space="preserve">OLGA: Значит, в досье пишем «гиалуронат натрия», а в разговоре с врачами можно как угодно. Разговор не регистрируют, а досье регистрируют. И каждое слово досье потом становится законом для всех, поэтому договоримся сразу.</w:t>
+      </w:r>
+    </w:p>
+    <w:p>
+      <w:pPr>
+        <w:pStyle w:val="BodyText"/>
+      </w:pPr>
+      <w:r>
+        <w:t xml:space="preserve">ALINA: Тогда строка один: «гиалуронат натрия». Не кислота, не ГК и не HA.</w:t>
+      </w:r>
+    </w:p>
+    <w:p>
+      <w:pPr>
+        <w:pStyle w:val="BodyText"/>
+      </w:pPr>
+      <w:r>
+        <w:t xml:space="preserve">ALEKSEY: А как тогда быть с «филлером» и «наполнителем»? Какое слово мы выбираем?</w:t>
+      </w:r>
+    </w:p>
+    <w:p>
+      <w:pPr>
+        <w:pStyle w:val="BodyText"/>
+      </w:pPr>
+      <w:r>
+        <w:t xml:space="preserve">OLGA: Ни то, ни другое. В регистрации пишут «имплантат». Это будет строка два.</w:t>
+      </w:r>
+    </w:p>
+    <w:p>
+      <w:pPr>
+        <w:pStyle w:val="BodyText"/>
+      </w:pPr>
+      <w:r>
+        <w:t xml:space="preserve">ALINA: Но ведь врачи никогда не говорят «имплантат», они говорят «филлер».</w:t>
+      </w:r>
+    </w:p>
+    <w:p>
+      <w:pPr>
+        <w:pStyle w:val="BodyText"/>
+      </w:pPr>
+      <w:r>
+        <w:t xml:space="preserve">OLGA: Врачи говорят, а эксперты пишут. Инструкция пишется для врача, но сначала её читает эксперт. Поэтому мы пишем так, чтобы понял врач и не придрался эксперт. Это и есть искусство регистрации.</w:t>
+      </w:r>
+    </w:p>
+    <w:p>
+      <w:pPr>
+        <w:pStyle w:val="BodyText"/>
+      </w:pPr>
+      <w:r>
+        <w:t xml:space="preserve">ALINA: Тогда давайте дадим в скобках: «имплантат (филлер)». Один раз, в самом начале, а потом везде только «имплантат».</w:t>
+      </w:r>
+    </w:p>
+    <w:p>
+      <w:pPr>
+        <w:pStyle w:val="BodyText"/>
+      </w:pPr>
+      <w:r>
+        <w:t xml:space="preserve">OLGA: Хорошо. Гарипова, вы уже думаете как регистратор, а для врача это опасно.</w:t>
+      </w:r>
+    </w:p>
+    <w:p>
+      <w:pPr>
+        <w:pStyle w:val="BodyText"/>
+      </w:pPr>
+      <w:r>
+        <w:t xml:space="preserve">ALINA: А почему это опасно для врача? Мне кажется, наоборот, полезно.</w:t>
+      </w:r>
+    </w:p>
+    <w:p>
+      <w:pPr>
+        <w:pStyle w:val="BodyText"/>
+      </w:pPr>
+      <w:r>
+        <w:t xml:space="preserve">OLGA: Потому что вы начнёте видеть ошибки везде: в меню ресторана, в открытках и даже в собственных рецептах.</w:t>
+      </w:r>
+    </w:p>
+    <w:p>
+      <w:pPr>
+        <w:pStyle w:val="BodyText"/>
+      </w:pPr>
+      <w:r>
+        <w:t xml:space="preserve">ALINA: Я и так их везде вижу. Это у меня от папы, он же бухгалтер.</w:t>
+      </w:r>
+    </w:p>
+    <w:p>
+      <w:pPr>
+        <w:pStyle w:val="BodyText"/>
+      </w:pPr>
+      <w:r>
+        <w:t xml:space="preserve">OLGA: Тогда вы точно наш человек. Сколько терминов, по-вашему, будет в глоссарии?</w:t>
+      </w:r>
+    </w:p>
+    <w:p>
+      <w:pPr>
+        <w:pStyle w:val="BodyText"/>
+      </w:pPr>
+      <w:r>
+        <w:t xml:space="preserve">ALEKSEY: Простите, а глоссарий — это просто обычный словарь, или что-то большее?</w:t>
+      </w:r>
+    </w:p>
+    <w:p>
+      <w:pPr>
+        <w:pStyle w:val="BodyText"/>
+      </w:pPr>
+      <w:r>
+        <w:t xml:space="preserve">OLGA: Это словарь, который нельзя нарушать, как закон.</w:t>
+      </w:r>
+    </w:p>
+    <w:p>
+      <w:pPr>
+        <w:pStyle w:val="BodyText"/>
+      </w:pPr>
+      <w:r>
+        <w:t xml:space="preserve">ALINA: Пока я вижу тридцать терминов, может быть, сорок. А «сшитый», «поперечно-сшитый» и «стабилизированный» — это тоже одно и то же?</w:t>
+      </w:r>
+    </w:p>
+    <w:p>
+      <w:pPr>
+        <w:pStyle w:val="BodyText"/>
+      </w:pPr>
+      <w:r>
+        <w:t xml:space="preserve">OLGA: Это мы спросим у корейцев завтра в два. Они делали этот гель, так пусть скажут, как он называется.</w:t>
       </w:r>
     </w:p>
     <w:bookmarkEnd w:id="22"/>
@@ -708,239 +708,239 @@
         <w:pStyle w:val="FirstParagraph"/>
       </w:pPr>
       <w:r>
-        <w:t xml:space="preserve">SOHEE: Здравствуйте. Доктор Гарипова? Приятно. Доюн рассказал. Вы врач и переводчик.</w:t>
-      </w:r>
-    </w:p>
-    <w:p>
-      <w:pPr>
-        <w:pStyle w:val="BodyText"/>
-      </w:pPr>
-      <w:r>
-        <w:t xml:space="preserve">ALINA: Пока только врач, который учится переводить. Госпожа Чон, вопрос про гель. Он сшитый?</w:t>
-      </w:r>
-    </w:p>
-    <w:p>
-      <w:pPr>
-        <w:pStyle w:val="BodyText"/>
-      </w:pPr>
-      <w:r>
-        <w:t xml:space="preserve">SOHEE: Да. Сшитый. Через BDDE. Это вещество для сшивки.</w:t>
-      </w:r>
-    </w:p>
-    <w:p>
-      <w:pPr>
-        <w:pStyle w:val="BodyText"/>
-      </w:pPr>
-      <w:r>
-        <w:t xml:space="preserve">ALINA: В английском документе — «cross-linked». В казахстанском русском — «поперечно-сшитый» и «стабилизированный». Это одно и то же?</w:t>
-      </w:r>
-    </w:p>
-    <w:p>
-      <w:pPr>
-        <w:pStyle w:val="BodyText"/>
-      </w:pPr>
-      <w:r>
-        <w:t xml:space="preserve">DOYUN: Госпожа Чон говорит: в корейском тоже два слова. «Кагё» и «кёчха-кёлхап». Учёные говорят одно, маркетинг — другое. Это обычная история, у нас тоже так бывает в каждом отделе.</w:t>
-      </w:r>
-    </w:p>
-    <w:p>
-      <w:pPr>
-        <w:pStyle w:val="BodyText"/>
-      </w:pPr>
-      <w:r>
-        <w:t xml:space="preserve">OLGA: Вот. Ошибка родилась в Корее, а не в переводе. Перевод только повторил её.</w:t>
-      </w:r>
-    </w:p>
-    <w:p>
-      <w:pPr>
-        <w:pStyle w:val="BodyText"/>
-      </w:pPr>
-      <w:r>
-        <w:t xml:space="preserve">SOHEE: Ой. Правда. В нашем документе два слова. Я не замечала. Пятнадцать лет.</w:t>
-      </w:r>
-    </w:p>
-    <w:p>
-      <w:pPr>
-        <w:pStyle w:val="BodyText"/>
-      </w:pPr>
-      <w:r>
-        <w:t xml:space="preserve">OLGA: Это нормально. Свои документы никто не видит. Как свой акцент.</w:t>
-      </w:r>
-    </w:p>
-    <w:p>
-      <w:pPr>
-        <w:pStyle w:val="BodyText"/>
-      </w:pPr>
-      <w:r>
-        <w:t xml:space="preserve">SOHEE: Какой выбираем?</w:t>
-      </w:r>
-    </w:p>
-    <w:p>
-      <w:pPr>
-        <w:pStyle w:val="BodyText"/>
-      </w:pPr>
-      <w:r>
-        <w:t xml:space="preserve">ALINA: Для России — «сшитый». Коротко и химически точно. «Стабилизированный» звучит как реклама.</w:t>
-      </w:r>
-    </w:p>
-    <w:p>
-      <w:pPr>
-        <w:pStyle w:val="BodyText"/>
-      </w:pPr>
-      <w:r>
-        <w:t xml:space="preserve">OLGA: Строка три. «Сшитый». Госпожа Чон, а в корейском документе вы тоже исправите?</w:t>
-      </w:r>
-    </w:p>
-    <w:p>
-      <w:pPr>
-        <w:pStyle w:val="BodyText"/>
-      </w:pPr>
-      <w:r>
-        <w:t xml:space="preserve">SOHEE: Исправлю. Одно слово. «Кагё». Маркетинг будет злиться.</w:t>
-      </w:r>
-    </w:p>
-    <w:p>
-      <w:pPr>
-        <w:pStyle w:val="BodyText"/>
-      </w:pPr>
-      <w:r>
-        <w:t xml:space="preserve">DOYUN: Госпожа Чон говорит, что маркетинг всегда злится. Это их работа.</w:t>
-      </w:r>
-    </w:p>
-    <w:p>
-      <w:pPr>
-        <w:pStyle w:val="BodyText"/>
-      </w:pPr>
-      <w:r>
-        <w:t xml:space="preserve">ALINA: Следующий термин. Игла. В инструкции — «игла 27G» и «игла тридцатого калибра». Это разные иглы.</w:t>
-      </w:r>
-    </w:p>
-    <w:p>
-      <w:pPr>
-        <w:pStyle w:val="BodyText"/>
-      </w:pPr>
-      <w:r>
-        <w:t xml:space="preserve">SOHEE: Разные? Ой. В коробке — двадцать седьмая. Две иглы. Двадцать седьмого калибра.</w:t>
-      </w:r>
-    </w:p>
-    <w:p>
-      <w:pPr>
-        <w:pStyle w:val="BodyText"/>
-      </w:pPr>
-      <w:r>
-        <w:t xml:space="preserve">ALINA: Значит, «тридцатый» — ошибка. Если врач поверит инструкции, он будет искать не ту иглу.</w:t>
-      </w:r>
-    </w:p>
-    <w:p>
-      <w:pPr>
-        <w:pStyle w:val="BodyText"/>
-      </w:pPr>
-      <w:r>
-        <w:t xml:space="preserve">OLGA: Строка четыре: «Игла 27G». Это уже второй пробел за неделю.</w:t>
-      </w:r>
-    </w:p>
-    <w:p>
-      <w:pPr>
-        <w:pStyle w:val="BodyText"/>
-      </w:pPr>
-      <w:r>
-        <w:t xml:space="preserve">SOHEE: Пробелы — хорошо. До эксперта — хорошо. Я поняла. Это как журнал брака. Только в словах.</w:t>
-      </w:r>
-    </w:p>
-    <w:p>
-      <w:pPr>
-        <w:pStyle w:val="BodyText"/>
-      </w:pPr>
-      <w:r>
-        <w:t xml:space="preserve">DOYUN: Можно я предложу? Глоссарий в трёх колонках. Корейский, английский, русский. Один файл на всех. Его ведёт доктор Гарипова. Тогда никто сам не будет придумывать новые слова.</w:t>
-      </w:r>
-    </w:p>
-    <w:p>
-      <w:pPr>
-        <w:pStyle w:val="BodyText"/>
-      </w:pPr>
-      <w:r>
-        <w:t xml:space="preserve">OLGA: Хорошая идея. А кто проверяет корейскую колонку?</w:t>
-      </w:r>
-    </w:p>
-    <w:p>
-      <w:pPr>
-        <w:pStyle w:val="BodyText"/>
-      </w:pPr>
-      <w:r>
-        <w:t xml:space="preserve">DOYUN: Я. Я тоже словарь. Только живой.</w:t>
-      </w:r>
-    </w:p>
-    <w:p>
-      <w:pPr>
-        <w:pStyle w:val="BodyText"/>
-      </w:pPr>
-      <w:r>
-        <w:t xml:space="preserve">OLGA: Живой словарь, который переводит молчание президента. Самый ценный словарь в компании.</w:t>
-      </w:r>
-    </w:p>
-    <w:p>
-      <w:pPr>
-        <w:pStyle w:val="BodyText"/>
-      </w:pPr>
-      <w:r>
-        <w:t xml:space="preserve">ALEKSEY: Доюн, вы теперь в глоссарии как строка ноль.</w:t>
-      </w:r>
-    </w:p>
-    <w:p>
-      <w:pPr>
-        <w:pStyle w:val="BodyText"/>
-      </w:pPr>
-      <w:r>
-        <w:t xml:space="preserve">DOYUN: Спасибо. Можно я ещё скажу одну вещь? Про письмо Ирины.</w:t>
-      </w:r>
-    </w:p>
-    <w:p>
-      <w:pPr>
-        <w:pStyle w:val="BodyText"/>
-      </w:pPr>
-      <w:r>
-        <w:t xml:space="preserve">IRINA: Про моё письмо? Президент прочитал?</w:t>
-      </w:r>
-    </w:p>
-    <w:p>
-      <w:pPr>
-        <w:pStyle w:val="BodyText"/>
-      </w:pPr>
-      <w:r>
-        <w:t xml:space="preserve">DOYUN: Прочитал. В семь утра. Рядом с тонометром. Ответ будет завтра. Официально.</w:t>
-      </w:r>
-    </w:p>
-    <w:p>
-      <w:pPr>
-        <w:pStyle w:val="BodyText"/>
-      </w:pPr>
-      <w:r>
-        <w:t xml:space="preserve">IRINA: А неофициально?</w:t>
-      </w:r>
-    </w:p>
-    <w:p>
-      <w:pPr>
-        <w:pStyle w:val="BodyText"/>
-      </w:pPr>
-      <w:r>
-        <w:t xml:space="preserve">DOYUN: Неофициально — он улыбнулся. И что-то подчеркнул красной ручкой. Больше не скажу.</w:t>
-      </w:r>
-    </w:p>
-    <w:p>
-      <w:pPr>
-        <w:pStyle w:val="BodyText"/>
-      </w:pPr>
-      <w:r>
-        <w:t xml:space="preserve">IRINA: Красной ручкой? Что он подчеркнул?</w:t>
-      </w:r>
-    </w:p>
-    <w:p>
-      <w:pPr>
-        <w:pStyle w:val="BodyText"/>
-      </w:pPr>
-      <w:r>
-        <w:t xml:space="preserve">DOYUN: Завтра узнаете. Это его урок. Не мой.</w:t>
+        <w:t xml:space="preserve">SOHEE: Здравствуйте. Вы доктор Гарипова? Очень приятно. Доюн рассказал, что вы врач и переводчик.</w:t>
+      </w:r>
+    </w:p>
+    <w:p>
+      <w:pPr>
+        <w:pStyle w:val="BodyText"/>
+      </w:pPr>
+      <w:r>
+        <w:t xml:space="preserve">ALINA: Пока я только врач, который учится переводить. Госпожа Чон, у меня вопрос про гель: он сшитый?</w:t>
+      </w:r>
+    </w:p>
+    <w:p>
+      <w:pPr>
+        <w:pStyle w:val="BodyText"/>
+      </w:pPr>
+      <w:r>
+        <w:t xml:space="preserve">SOHEE: Да, сшитый. Мы сшиваем его через BDDE, это специальное вещество для сшивки.</w:t>
+      </w:r>
+    </w:p>
+    <w:p>
+      <w:pPr>
+        <w:pStyle w:val="BodyText"/>
+      </w:pPr>
+      <w:r>
+        <w:t xml:space="preserve">ALINA: В английском документе написано «cross-linked», а в казахстанском русском — «поперечно-сшитый» и «стабилизированный». Это одно и то же?</w:t>
+      </w:r>
+    </w:p>
+    <w:p>
+      <w:pPr>
+        <w:pStyle w:val="BodyText"/>
+      </w:pPr>
+      <w:r>
+        <w:t xml:space="preserve">DOYUN: Госпожа Чон говорит, что в корейском тоже два слова: «кагё» и «кёчха-кёлхап». Учёные говорят одно, а маркетинг — другое. Это обычная история, у нас тоже так бывает в каждом отделе, и никто этого не замечает.</w:t>
+      </w:r>
+    </w:p>
+    <w:p>
+      <w:pPr>
+        <w:pStyle w:val="BodyText"/>
+      </w:pPr>
+      <w:r>
+        <w:t xml:space="preserve">OLGA: Вот видите. Ошибка родилась в Корее, а не в переводе, и перевод её только повторил.</w:t>
+      </w:r>
+    </w:p>
+    <w:p>
+      <w:pPr>
+        <w:pStyle w:val="BodyText"/>
+      </w:pPr>
+      <w:r>
+        <w:t xml:space="preserve">SOHEE: Ой, правда. В нашем документе два слова, а я этого не замечала целых пятнадцать лет.</w:t>
+      </w:r>
+    </w:p>
+    <w:p>
+      <w:pPr>
+        <w:pStyle w:val="BodyText"/>
+      </w:pPr>
+      <w:r>
+        <w:t xml:space="preserve">OLGA: Это нормально. Свои документы никто не видит, как никто не слышит свой собственный акцент.</w:t>
+      </w:r>
+    </w:p>
+    <w:p>
+      <w:pPr>
+        <w:pStyle w:val="BodyText"/>
+      </w:pPr>
+      <w:r>
+        <w:t xml:space="preserve">SOHEE: Хорошо, а какое слово мы тогда выбираем для русского текста?</w:t>
+      </w:r>
+    </w:p>
+    <w:p>
+      <w:pPr>
+        <w:pStyle w:val="BodyText"/>
+      </w:pPr>
+      <w:r>
+        <w:t xml:space="preserve">ALINA: Для России лучше «сшитый», потому что это коротко и химически точно. А «стабилизированный» звучит как реклама.</w:t>
+      </w:r>
+    </w:p>
+    <w:p>
+      <w:pPr>
+        <w:pStyle w:val="BodyText"/>
+      </w:pPr>
+      <w:r>
+        <w:t xml:space="preserve">OLGA: Строка три: «сшитый». Госпожа Чон, а в корейском документе вы это тоже исправите?</w:t>
+      </w:r>
+    </w:p>
+    <w:p>
+      <w:pPr>
+        <w:pStyle w:val="BodyText"/>
+      </w:pPr>
+      <w:r>
+        <w:t xml:space="preserve">SOHEE: Да, исправлю, оставлю одно слово «кагё». Правда, маркетинг будет на меня злиться.</w:t>
+      </w:r>
+    </w:p>
+    <w:p>
+      <w:pPr>
+        <w:pStyle w:val="BodyText"/>
+      </w:pPr>
+      <w:r>
+        <w:t xml:space="preserve">DOYUN: Госпожа Чон говорит, что маркетинг всегда злится, потому что это их работа.</w:t>
+      </w:r>
+    </w:p>
+    <w:p>
+      <w:pPr>
+        <w:pStyle w:val="BodyText"/>
+      </w:pPr>
+      <w:r>
+        <w:t xml:space="preserve">ALINA: Следующий термин — игла. В инструкции написано «игла 27G» и «игла тридцатого калибра». Но это разные иглы.</w:t>
+      </w:r>
+    </w:p>
+    <w:p>
+      <w:pPr>
+        <w:pStyle w:val="BodyText"/>
+      </w:pPr>
+      <w:r>
+        <w:t xml:space="preserve">SOHEE: Разные? Ой. В коробке у нас две иглы, и обе двадцать седьмого калибра.</w:t>
+      </w:r>
+    </w:p>
+    <w:p>
+      <w:pPr>
+        <w:pStyle w:val="BodyText"/>
+      </w:pPr>
+      <w:r>
+        <w:t xml:space="preserve">ALINA: Значит, «тридцатый» — это ошибка. Если врач поверит инструкции, он будет искать не ту иглу.</w:t>
+      </w:r>
+    </w:p>
+    <w:p>
+      <w:pPr>
+        <w:pStyle w:val="BodyText"/>
+      </w:pPr>
+      <w:r>
+        <w:t xml:space="preserve">OLGA: Строка четыре: «игла 27G». Это уже второй пробел, который мы нашли за неделю.</w:t>
+      </w:r>
+    </w:p>
+    <w:p>
+      <w:pPr>
+        <w:pStyle w:val="BodyText"/>
+      </w:pPr>
+      <w:r>
+        <w:t xml:space="preserve">SOHEE: Пробелы — это хорошо, если до эксперта. Я поняла: это как журнал брака, только в словах.</w:t>
+      </w:r>
+    </w:p>
+    <w:p>
+      <w:pPr>
+        <w:pStyle w:val="BodyText"/>
+      </w:pPr>
+      <w:r>
+        <w:t xml:space="preserve">DOYUN: Можно я предложу одну вещь? Давайте сделаем глоссарий в трёх колонках: корейский, английский и русский. Это будет один файл на всех, и его будет вести доктор Гарипова. Тогда никто не будет сам придумывать новые слова.</w:t>
+      </w:r>
+    </w:p>
+    <w:p>
+      <w:pPr>
+        <w:pStyle w:val="BodyText"/>
+      </w:pPr>
+      <w:r>
+        <w:t xml:space="preserve">OLGA: Хорошая идея, Доюн. А кто будет проверять корейскую колонку?</w:t>
+      </w:r>
+    </w:p>
+    <w:p>
+      <w:pPr>
+        <w:pStyle w:val="BodyText"/>
+      </w:pPr>
+      <w:r>
+        <w:t xml:space="preserve">DOYUN: Я буду проверять, потому что я тоже словарь, только живой.</w:t>
+      </w:r>
+    </w:p>
+    <w:p>
+      <w:pPr>
+        <w:pStyle w:val="BodyText"/>
+      </w:pPr>
+      <w:r>
+        <w:t xml:space="preserve">OLGA: Живой словарь, который переводит даже молчание президента. Это самый ценный словарь в компании.</w:t>
+      </w:r>
+    </w:p>
+    <w:p>
+      <w:pPr>
+        <w:pStyle w:val="BodyText"/>
+      </w:pPr>
+      <w:r>
+        <w:t xml:space="preserve">ALEKSEY: Доюн, теперь вы у нас в глоссарии записаны как строка ноль.</w:t>
+      </w:r>
+    </w:p>
+    <w:p>
+      <w:pPr>
+        <w:pStyle w:val="BodyText"/>
+      </w:pPr>
+      <w:r>
+        <w:t xml:space="preserve">DOYUN: Спасибо, это большая честь. Можно я скажу ещё одну вещь, про письмо Ирины?</w:t>
+      </w:r>
+    </w:p>
+    <w:p>
+      <w:pPr>
+        <w:pStyle w:val="BodyText"/>
+      </w:pPr>
+      <w:r>
+        <w:t xml:space="preserve">IRINA: Про моё письмо? Значит, президент его уже прочитал?</w:t>
+      </w:r>
+    </w:p>
+    <w:p>
+      <w:pPr>
+        <w:pStyle w:val="BodyText"/>
+      </w:pPr>
+      <w:r>
+        <w:t xml:space="preserve">DOYUN: Да, прочитал в семь утра, рядом с тонометром. Официальный ответ будет завтра.</w:t>
+      </w:r>
+    </w:p>
+    <w:p>
+      <w:pPr>
+        <w:pStyle w:val="BodyText"/>
+      </w:pPr>
+      <w:r>
+        <w:t xml:space="preserve">IRINA: А неофициально? Хоть что-нибудь вы можете сказать уже сейчас?</w:t>
+      </w:r>
+    </w:p>
+    <w:p>
+      <w:pPr>
+        <w:pStyle w:val="BodyText"/>
+      </w:pPr>
+      <w:r>
+        <w:t xml:space="preserve">DOYUN: Неофициально он улыбнулся и что-то подчеркнул красной ручкой. Больше я ничего не скажу.</w:t>
+      </w:r>
+    </w:p>
+    <w:p>
+      <w:pPr>
+        <w:pStyle w:val="BodyText"/>
+      </w:pPr>
+      <w:r>
+        <w:t xml:space="preserve">IRINA: Красной ручкой? А что именно он подчеркнул, Доюн?</w:t>
+      </w:r>
+    </w:p>
+    <w:p>
+      <w:pPr>
+        <w:pStyle w:val="BodyText"/>
+      </w:pPr>
+      <w:r>
+        <w:t xml:space="preserve">DOYUN: Завтра вы сами узнаете. Это его урок, а не мой, поэтому я молчу.</w:t>
       </w:r>
     </w:p>
     <w:bookmarkEnd w:id="23"/>
@@ -958,23 +958,23 @@
         <w:pStyle w:val="FirstParagraph"/>
       </w:pPr>
       <w:r>
-        <w:t xml:space="preserve">IRINA: Пришёл ответ. Официальный. На русском. Перевод Доюна, подпись президента.</w:t>
-      </w:r>
-    </w:p>
-    <w:p>
-      <w:pPr>
-        <w:pStyle w:val="BodyText"/>
-      </w:pPr>
-      <w:r>
-        <w:t xml:space="preserve">OLGA: Читайте вслух. Все здесь, даже Гарипова.</w:t>
-      </w:r>
-    </w:p>
-    <w:p>
-      <w:pPr>
-        <w:pStyle w:val="BodyText"/>
-      </w:pPr>
-      <w:r>
-        <w:t xml:space="preserve">ALINA: Я с ночи. Глоссарий. Тридцать восемь строк.</w:t>
+        <w:t xml:space="preserve">IRINA: Пришёл ответ, официальный и на русском. Перевод Доюна, а подпись президента.</w:t>
+      </w:r>
+    </w:p>
+    <w:p>
+      <w:pPr>
+        <w:pStyle w:val="BodyText"/>
+      </w:pPr>
+      <w:r>
+        <w:t xml:space="preserve">OLGA: Читайте вслух, пожалуйста. Здесь все, даже Гарипова пришла.</w:t>
+      </w:r>
+    </w:p>
+    <w:p>
+      <w:pPr>
+        <w:pStyle w:val="BodyText"/>
+      </w:pPr>
+      <w:r>
+        <w:t xml:space="preserve">ALINA: Я здесь с ночи, потому что делала глоссарий. Там уже тридцать восемь строк.</w:t>
       </w:r>
     </w:p>
     <w:p>
@@ -990,23 +990,23 @@
         <w:pStyle w:val="BodyText"/>
       </w:pPr>
       <w:r>
-        <w:t xml:space="preserve">ALEKSEY: Тысяча пятьсот! Это почти четыре миллиона!</w:t>
-      </w:r>
-    </w:p>
-    <w:p>
-      <w:pPr>
-        <w:pStyle w:val="BodyText"/>
-      </w:pPr>
-      <w:r>
-        <w:t xml:space="preserve">IRINA: Три и семь. Подождите. Есть второй абзац.</w:t>
-      </w:r>
-    </w:p>
-    <w:p>
-      <w:pPr>
-        <w:pStyle w:val="BodyText"/>
-      </w:pPr>
-      <w:r>
-        <w:t xml:space="preserve">OLGA: Читайте второй.</w:t>
+        <w:t xml:space="preserve">ALEKSEY: Тысяча пятьсот шприцев! Да это же почти четыре миллиона рублей!</w:t>
+      </w:r>
+    </w:p>
+    <w:p>
+      <w:pPr>
+        <w:pStyle w:val="BodyText"/>
+      </w:pPr>
+      <w:r>
+        <w:t xml:space="preserve">IRINA: Три миллиона семьсот тысяч. Подождите радоваться, там есть второй абзац.</w:t>
+      </w:r>
+    </w:p>
+    <w:p>
+      <w:pPr>
+        <w:pStyle w:val="BodyText"/>
+      </w:pPr>
+      <w:r>
+        <w:t xml:space="preserve">OLGA: Тогда читайте второй абзац. Я подозреваю, что он самый важный.</w:t>
       </w:r>
     </w:p>
     <w:p>
@@ -1052,135 +1052,135 @@
         <w:pStyle w:val="BodyText"/>
       </w:pPr>
       <w:r>
-        <w:t xml:space="preserve">OLGA: Он подчеркнул. Красной ручкой. «Термин должен быть один». Президент Юн — регистратор.</w:t>
-      </w:r>
-    </w:p>
-    <w:p>
-      <w:pPr>
-        <w:pStyle w:val="BodyText"/>
-      </w:pPr>
-      <w:r>
-        <w:t xml:space="preserve">ALINA: Красной ручкой. Как мой папа проверял мои школьные сочинения.</w:t>
-      </w:r>
-    </w:p>
-    <w:p>
-      <w:pPr>
-        <w:pStyle w:val="BodyText"/>
-      </w:pPr>
-      <w:r>
-        <w:t xml:space="preserve">IRINA: Я так старалась. Я специально писала «покупка». Один раз написала «возврат». Автоматически.</w:t>
-      </w:r>
-    </w:p>
-    <w:p>
-      <w:pPr>
-        <w:pStyle w:val="BodyText"/>
-      </w:pPr>
-      <w:r>
-        <w:t xml:space="preserve">ALINA: Как казахстанское агентство. Только на одно слово.</w:t>
-      </w:r>
-    </w:p>
-    <w:p>
-      <w:pPr>
-        <w:pStyle w:val="BodyText"/>
-      </w:pPr>
-      <w:r>
-        <w:t xml:space="preserve">IRINA: На одно слово. Которое меняет смысл всей сделки. Он прав.</w:t>
-      </w:r>
-    </w:p>
-    <w:p>
-      <w:pPr>
-        <w:pStyle w:val="BodyText"/>
-      </w:pPr>
-      <w:r>
-        <w:t xml:space="preserve">ALEKSEY: Ирина, вы же не виноваты. Это одно слово.</w:t>
-      </w:r>
-    </w:p>
-    <w:p>
-      <w:pPr>
-        <w:pStyle w:val="BodyText"/>
-      </w:pPr>
-      <w:r>
-        <w:t xml:space="preserve">IRINA: Нет. Он прав. «Возврат» — это изменение старого договора. Он же это и объяснил через Доюна. А я сама написала. Значит, ошибка целиком моя, а не его.</w:t>
-      </w:r>
-    </w:p>
-    <w:p>
-      <w:pPr>
-        <w:pStyle w:val="BodyText"/>
-      </w:pPr>
-      <w:r>
-        <w:t xml:space="preserve">OLGA: Белова. Это лучший урок за месяц. Для всех нас. Для эксперта одно слово — это тоже весь смысл. Эксперт тоже подчеркнёт его красной ручкой, только без всякой улыбки.</w:t>
-      </w:r>
-    </w:p>
-    <w:p>
-      <w:pPr>
-        <w:pStyle w:val="BodyText"/>
-      </w:pPr>
-      <w:r>
-        <w:t xml:space="preserve">IRINA: Исправляю. Везде «покупка». Отправляю через десять минут.</w:t>
-      </w:r>
-    </w:p>
-    <w:p>
-      <w:pPr>
-        <w:pStyle w:val="BodyText"/>
-      </w:pPr>
-      <w:r>
-        <w:t xml:space="preserve">OLGA: Десять минут. Не девять, не одиннадцать. Я засекаю.</w:t>
-      </w:r>
-    </w:p>
-    <w:p>
-      <w:pPr>
-        <w:pStyle w:val="BodyText"/>
-      </w:pPr>
-      <w:r>
-        <w:t xml:space="preserve">ALEKSEY: Значит, у нас три и семь от Сейджина. Плюс восемьсот тысяч от учредителей. Плюс три на счёте. Это много, но всё ещё далеко не тринадцать.</w:t>
-      </w:r>
-    </w:p>
-    <w:p>
-      <w:pPr>
-        <w:pStyle w:val="BodyText"/>
-      </w:pPr>
-      <w:r>
-        <w:t xml:space="preserve">IRINA: Семь с половиной. Не хватает пяти с половиной. До конца сентября пять недель.</w:t>
-      </w:r>
-    </w:p>
-    <w:p>
-      <w:pPr>
-        <w:pStyle w:val="BodyText"/>
-      </w:pPr>
-      <w:r>
-        <w:t xml:space="preserve">ALEKSEY: Я знаю, где взять пять. Банк даст ещё под квартиру. Оценка позволяет.</w:t>
-      </w:r>
-    </w:p>
-    <w:p>
-      <w:pPr>
-        <w:pStyle w:val="BodyText"/>
-      </w:pPr>
-      <w:r>
-        <w:t xml:space="preserve">IRINA: Нет. Не сегодня. Сегодня мы радуемся трём и семи. Квартира — это отдельный разговор. Долгий.</w:t>
-      </w:r>
-    </w:p>
-    <w:p>
-      <w:pPr>
-        <w:pStyle w:val="BodyText"/>
-      </w:pPr>
-      <w:r>
-        <w:t xml:space="preserve">OLGA: Белова права. Сегодня радуемся. И исправляем одно слово. Это тоже работа.</w:t>
-      </w:r>
-    </w:p>
-    <w:p>
-      <w:pPr>
-        <w:pStyle w:val="BodyText"/>
-      </w:pPr>
-      <w:r>
-        <w:t xml:space="preserve">ALEKSEY: Хорошо. Сегодня радуемся. Но разговор будет.</w:t>
-      </w:r>
-    </w:p>
-    <w:p>
-      <w:pPr>
-        <w:pStyle w:val="BodyText"/>
-      </w:pPr>
-      <w:r>
-        <w:t xml:space="preserve">IRINA: Будет. В пятницу. С таблицей. А сейчас — одно слово.</w:t>
+        <w:t xml:space="preserve">OLGA: Он подчеркнул это красной ручкой: «Термин должен быть один». Выходит, что президент Юн — настоящий регистратор.</w:t>
+      </w:r>
+    </w:p>
+    <w:p>
+      <w:pPr>
+        <w:pStyle w:val="BodyText"/>
+      </w:pPr>
+      <w:r>
+        <w:t xml:space="preserve">ALINA: Красной ручкой… Точно так же мой папа проверял мои школьные сочинения.</w:t>
+      </w:r>
+    </w:p>
+    <w:p>
+      <w:pPr>
+        <w:pStyle w:val="BodyText"/>
+      </w:pPr>
+      <w:r>
+        <w:t xml:space="preserve">IRINA: А я так старалась и специально писала «покупка». Но один раз написала «возврат», совершенно автоматически.</w:t>
+      </w:r>
+    </w:p>
+    <w:p>
+      <w:pPr>
+        <w:pStyle w:val="BodyText"/>
+      </w:pPr>
+      <w:r>
+        <w:t xml:space="preserve">ALINA: Как казахстанское агентство, только ошибка всего в одном слове.</w:t>
+      </w:r>
+    </w:p>
+    <w:p>
+      <w:pPr>
+        <w:pStyle w:val="BodyText"/>
+      </w:pPr>
+      <w:r>
+        <w:t xml:space="preserve">IRINA: Да, в одном слове, которое меняет смысл всей сделки. И он совершенно прав.</w:t>
+      </w:r>
+    </w:p>
+    <w:p>
+      <w:pPr>
+        <w:pStyle w:val="BodyText"/>
+      </w:pPr>
+      <w:r>
+        <w:t xml:space="preserve">ALEKSEY: Ирина, но вы же не виноваты, это всего одно слово.</w:t>
+      </w:r>
+    </w:p>
+    <w:p>
+      <w:pPr>
+        <w:pStyle w:val="BodyText"/>
+      </w:pPr>
+      <w:r>
+        <w:t xml:space="preserve">IRINA: Нет, он прав. «Возврат» — это изменение старого договора, и он же сам это объяснил через Доюна. А я всё равно так написала. Значит, ошибка целиком моя, а не его, и спорить тут не о чем.</w:t>
+      </w:r>
+    </w:p>
+    <w:p>
+      <w:pPr>
+        <w:pStyle w:val="BodyText"/>
+      </w:pPr>
+      <w:r>
+        <w:t xml:space="preserve">OLGA: Белова, это лучший урок за месяц для всех нас. Для эксперта одно слово — это тоже весь смысл. Эксперт тоже подчеркнёт его красной ручкой, только без всякой улыбки, и ответ придёт не через день, а через три месяца.</w:t>
+      </w:r>
+    </w:p>
+    <w:p>
+      <w:pPr>
+        <w:pStyle w:val="BodyText"/>
+      </w:pPr>
+      <w:r>
+        <w:t xml:space="preserve">IRINA: Я сейчас всё исправлю: везде будет «покупка». Отправлю через десять минут.</w:t>
+      </w:r>
+    </w:p>
+    <w:p>
+      <w:pPr>
+        <w:pStyle w:val="BodyText"/>
+      </w:pPr>
+      <w:r>
+        <w:t xml:space="preserve">OLGA: Через десять минут, не через девять и не через одиннадцать. Я засекаю время.</w:t>
+      </w:r>
+    </w:p>
+    <w:p>
+      <w:pPr>
+        <w:pStyle w:val="BodyText"/>
+      </w:pPr>
+      <w:r>
+        <w:t xml:space="preserve">ALEKSEY: Значит, у нас три и семь от Сейджина, плюс восемьсот тысяч от учредителей и плюс три на счёте. Это много, но всё ещё далеко не тринадцать, и об этом нельзя забывать.</w:t>
+      </w:r>
+    </w:p>
+    <w:p>
+      <w:pPr>
+        <w:pStyle w:val="BodyText"/>
+      </w:pPr>
+      <w:r>
+        <w:t xml:space="preserve">IRINA: Получается семь с половиной, и не хватает пяти с половиной. А до конца сентября осталось пять недель.</w:t>
+      </w:r>
+    </w:p>
+    <w:p>
+      <w:pPr>
+        <w:pStyle w:val="BodyText"/>
+      </w:pPr>
+      <w:r>
+        <w:t xml:space="preserve">ALEKSEY: Я знаю, где взять пять миллионов. Банк даст ещё под квартиру, оценка это позволяет.</w:t>
+      </w:r>
+    </w:p>
+    <w:p>
+      <w:pPr>
+        <w:pStyle w:val="BodyText"/>
+      </w:pPr>
+      <w:r>
+        <w:t xml:space="preserve">IRINA: Нет, только не сегодня. Сегодня мы радуемся трём и семи, а квартира — это отдельный и долгий разговор.</w:t>
+      </w:r>
+    </w:p>
+    <w:p>
+      <w:pPr>
+        <w:pStyle w:val="BodyText"/>
+      </w:pPr>
+      <w:r>
+        <w:t xml:space="preserve">OLGA: Белова права. Сегодня мы радуемся и исправляем одно слово, и это тоже работа.</w:t>
+      </w:r>
+    </w:p>
+    <w:p>
+      <w:pPr>
+        <w:pStyle w:val="BodyText"/>
+      </w:pPr>
+      <w:r>
+        <w:t xml:space="preserve">ALEKSEY: Хорошо, сегодня радуемся. Но разговор про квартиру всё равно будет, я не отступлю.</w:t>
+      </w:r>
+    </w:p>
+    <w:p>
+      <w:pPr>
+        <w:pStyle w:val="BodyText"/>
+      </w:pPr>
+      <w:r>
+        <w:t xml:space="preserve">IRINA: Будет, в пятницу и с таблицей. А сейчас мне нужно исправить одно слово.</w:t>
       </w:r>
     </w:p>
     <w:bookmarkEnd w:id="24"/>
@@ -1198,79 +1198,79 @@
         <w:pStyle w:val="FirstParagraph"/>
       </w:pPr>
       <w:r>
-        <w:t xml:space="preserve">ALINA: Алексей Николаевич, вы ещё здесь? Я закончила первую версию. Сорок строк.</w:t>
-      </w:r>
-    </w:p>
-    <w:p>
-      <w:pPr>
-        <w:pStyle w:val="BodyText"/>
-      </w:pPr>
-      <w:r>
-        <w:t xml:space="preserve">ALEKSEY: Здесь. Покажите.</w:t>
-      </w:r>
-    </w:p>
-    <w:p>
-      <w:pPr>
-        <w:pStyle w:val="BodyText"/>
-      </w:pPr>
-      <w:r>
-        <w:t xml:space="preserve">ALINA: Три колонки. Корейский — Доюн. Английский — госпожа Чон. Русский — я. Каждый термин — один.</w:t>
-      </w:r>
-    </w:p>
-    <w:p>
-      <w:pPr>
-        <w:pStyle w:val="BodyText"/>
-      </w:pPr>
-      <w:r>
-        <w:t xml:space="preserve">ALEKSEY: Сорок терминов за три дня. Вы спали?</w:t>
-      </w:r>
-    </w:p>
-    <w:p>
-      <w:pPr>
-        <w:pStyle w:val="BodyText"/>
-      </w:pPr>
-      <w:r>
-        <w:t xml:space="preserve">ALINA: Мало. Но знаете, что странно? Я первый раз в жизни учу, а не учусь.</w:t>
-      </w:r>
-    </w:p>
-    <w:p>
-      <w:pPr>
-        <w:pStyle w:val="BodyText"/>
-      </w:pPr>
-      <w:r>
-        <w:t xml:space="preserve">ALEKSEY: Кого учите?</w:t>
-      </w:r>
-    </w:p>
-    <w:p>
-      <w:pPr>
-        <w:pStyle w:val="BodyText"/>
-      </w:pPr>
-      <w:r>
-        <w:t xml:space="preserve">ALINA: Текст. Корейцев. Даже Ольгу Петровну один раз. Она спорила про «отёк» и «припухлость». Я выиграла.</w:t>
-      </w:r>
-    </w:p>
-    <w:p>
-      <w:pPr>
-        <w:pStyle w:val="BodyText"/>
-      </w:pPr>
-      <w:r>
-        <w:t xml:space="preserve">ALEKSEY: Вы выиграли у Ольги Петровны? Это надо записать в историю компании.</w:t>
-      </w:r>
-    </w:p>
-    <w:p>
-      <w:pPr>
-        <w:pStyle w:val="BodyText"/>
-      </w:pPr>
-      <w:r>
-        <w:t xml:space="preserve">ALINA: Она сама записала. В глоссарий. Строка двадцать девять. И сказала: «Гарипова, вы опасный человек».</w:t>
-      </w:r>
-    </w:p>
-    <w:p>
-      <w:pPr>
-        <w:pStyle w:val="BodyText"/>
-      </w:pPr>
-      <w:r>
-        <w:t xml:space="preserve">ALEKSEY: Это у неё высшая похвала. Как у госпожи Чон — «хорошо, очень хорошо».</w:t>
+        <w:t xml:space="preserve">ALINA: Алексей Николаевич, вы ещё здесь? Я закончила первую версию глоссария, там сорок строк.</w:t>
+      </w:r>
+    </w:p>
+    <w:p>
+      <w:pPr>
+        <w:pStyle w:val="BodyText"/>
+      </w:pPr>
+      <w:r>
+        <w:t xml:space="preserve">ALEKSEY: Да, я ещё здесь. Покажите, мне очень интересно, что у вас получилось.</w:t>
+      </w:r>
+    </w:p>
+    <w:p>
+      <w:pPr>
+        <w:pStyle w:val="BodyText"/>
+      </w:pPr>
+      <w:r>
+        <w:t xml:space="preserve">ALINA: Здесь три колонки: корейскую ведёт Доюн, английскую — госпожа Чон, а русскую — я. И каждый термин только один.</w:t>
+      </w:r>
+    </w:p>
+    <w:p>
+      <w:pPr>
+        <w:pStyle w:val="BodyText"/>
+      </w:pPr>
+      <w:r>
+        <w:t xml:space="preserve">ALEKSEY: Сорок терминов всего за три дня? Вы вообще спали всё это время?</w:t>
+      </w:r>
+    </w:p>
+    <w:p>
+      <w:pPr>
+        <w:pStyle w:val="BodyText"/>
+      </w:pPr>
+      <w:r>
+        <w:t xml:space="preserve">ALINA: Мало спала. Но знаете, что странно? Я первый раз в жизни учу других, а не учусь сама.</w:t>
+      </w:r>
+    </w:p>
+    <w:p>
+      <w:pPr>
+        <w:pStyle w:val="BodyText"/>
+      </w:pPr>
+      <w:r>
+        <w:t xml:space="preserve">ALEKSEY: А кого именно вы учите? Корейцев или нас?</w:t>
+      </w:r>
+    </w:p>
+    <w:p>
+      <w:pPr>
+        <w:pStyle w:val="BodyText"/>
+      </w:pPr>
+      <w:r>
+        <w:t xml:space="preserve">ALINA: Текст и корейцев. И даже Ольгу Петровну один раз: она спорила про «отёк» и «припухлость», но я выиграла.</w:t>
+      </w:r>
+    </w:p>
+    <w:p>
+      <w:pPr>
+        <w:pStyle w:val="BodyText"/>
+      </w:pPr>
+      <w:r>
+        <w:t xml:space="preserve">ALEKSEY: Вы выиграли спор у Ольги Петровны? Это обязательно надо записать в историю компании.</w:t>
+      </w:r>
+    </w:p>
+    <w:p>
+      <w:pPr>
+        <w:pStyle w:val="BodyText"/>
+      </w:pPr>
+      <w:r>
+        <w:t xml:space="preserve">ALINA: Она сама это записала, в глоссарий, строка двадцать девять. И сказала: «Гарипова, вы опасный человек».</w:t>
+      </w:r>
+    </w:p>
+    <w:p>
+      <w:pPr>
+        <w:pStyle w:val="BodyText"/>
+      </w:pPr>
+      <w:r>
+        <w:t xml:space="preserve">ALEKSEY: Это у неё высшая похвала, как у госпожи Чон «хорошо, очень хорошо».</w:t>
       </w:r>
     </w:p>
     <w:p>
@@ -1286,31 +1286,31 @@
         <w:pStyle w:val="BodyText"/>
       </w:pPr>
       <w:r>
-        <w:t xml:space="preserve">ALEKSEY: Будем. Корнилова обещала, если продукт пройдёт её проверку. А вы — будете помогать?</w:t>
-      </w:r>
-    </w:p>
-    <w:p>
-      <w:pPr>
-        <w:pStyle w:val="BodyText"/>
-      </w:pPr>
-      <w:r>
-        <w:t xml:space="preserve">ALINA: Я буду первой ученицей. А потом, может быть, — учителем. Для тех, кто, как я, учился на YouTube. Я об этом мечтаю с ординатуры, когда смотрела корейских врачей ночью.</w:t>
-      </w:r>
-    </w:p>
-    <w:p>
-      <w:pPr>
-        <w:pStyle w:val="BodyText"/>
-      </w:pPr>
-      <w:r>
-        <w:t xml:space="preserve">ALEKSEY: Это и есть наш план. Три правила, помните? Обучение важнее цены.</w:t>
-      </w:r>
-    </w:p>
-    <w:p>
-      <w:pPr>
-        <w:pStyle w:val="BodyText"/>
-      </w:pPr>
-      <w:r>
-        <w:t xml:space="preserve">ALINA: Помню. А у меня теперь четвёртое. Ольга Петровна написала его на доске, пока я спорила про отёк. Большими буквами: «Термин должен быть один». Теперь оно висит рядом с вашей картонкой.</w:t>
+        <w:t xml:space="preserve">ALEKSEY: Будем. Корнилова обещала помочь, если продукт пройдёт её проверку. А вы будете нам помогать?</w:t>
+      </w:r>
+    </w:p>
+    <w:p>
+      <w:pPr>
+        <w:pStyle w:val="BodyText"/>
+      </w:pPr>
+      <w:r>
+        <w:t xml:space="preserve">ALINA: Сначала я буду первой ученицей, а потом, может быть, стану учителем для тех, кто, как я, учился на YouTube. Я об этом мечтаю ещё с ординатуры, когда по ночам смотрела корейских врачей.</w:t>
+      </w:r>
+    </w:p>
+    <w:p>
+      <w:pPr>
+        <w:pStyle w:val="BodyText"/>
+      </w:pPr>
+      <w:r>
+        <w:t xml:space="preserve">ALEKSEY: Это и есть наш план. Помните наши три правила? Обучение важнее цены.</w:t>
+      </w:r>
+    </w:p>
+    <w:p>
+      <w:pPr>
+        <w:pStyle w:val="BodyText"/>
+      </w:pPr>
+      <w:r>
+        <w:t xml:space="preserve">ALINA: Помню. А у меня теперь есть четвёртое правило. Ольга Петровна написала его на доске большими буквами, пока я спорила про отёк: «Термин должен быть один». Теперь оно висит рядом с вашей картонкой.</w:t>
       </w:r>
     </w:p>
     <w:p>
@@ -2428,10 +2428,335 @@
         <w:t xml:space="preserve">“</w:t>
       </w:r>
       <w:r>
-        <w:t xml:space="preserve">Один на всё досье. На инструкцию, на маркировку, на техническую документацию. Если в одном месте «гиалуронат натрия», то везде «гиалуронат натрия». До последней страницы. Эксперт это проверяет.</w:t>
+        <w:t xml:space="preserve">Один на всё досье: на инструкцию, на маркировку и на техническую документацию. Если в одном месте написано «гиалуронат натрия», то везде должно быть «гиалуронат натрия», до последней страницы. Эксперт это проверяет, причём очень внимательно.</w:t>
       </w:r>
       <w:r>
         <w:t xml:space="preserve">”</w:t>
+      </w:r>
+    </w:p>
+    <w:tbl>
+      <w:tblPr>
+        <w:tblStyle w:val="Table"/>
+        <w:tblW w:type="pct" w:w="5000"/>
+        <w:tblLook w:firstRow="1" w:lastRow="0" w:firstColumn="0" w:lastColumn="0" w:noHBand="0" w:noVBand="0" w:val="0020"/>
+        <w:jc w:val="start"/>
+      </w:tblPr>
+      <w:tblGrid>
+        <w:gridCol w:w="2640"/>
+        <w:gridCol w:w="2640"/>
+        <w:gridCol w:w="2640"/>
+      </w:tblGrid>
+      <w:tr>
+        <w:trPr>
+          <w:tblHeader w:val="true"/>
+        </w:trPr>
+        <w:tc>
+          <w:tcPr/>
+          <w:p>
+            <w:pPr>
+              <w:pStyle w:val="Compact"/>
+              <w:jc w:val="left"/>
+            </w:pPr>
+            <w:r>
+              <w:t xml:space="preserve">구조</w:t>
+            </w:r>
+          </w:p>
+        </w:tc>
+        <w:tc>
+          <w:tcPr/>
+          <w:p>
+            <w:pPr>
+              <w:pStyle w:val="Compact"/>
+              <w:jc w:val="left"/>
+            </w:pPr>
+            <w:r>
+              <w:t xml:space="preserve">러시아어</w:t>
+            </w:r>
+          </w:p>
+        </w:tc>
+        <w:tc>
+          <w:tcPr/>
+          <w:p>
+            <w:pPr>
+              <w:pStyle w:val="Compact"/>
+              <w:jc w:val="left"/>
+            </w:pPr>
+            <w:r>
+              <w:t xml:space="preserve">기능</w:t>
+            </w:r>
+          </w:p>
+        </w:tc>
+      </w:tr>
+      <w:tr>
+        <w:tc>
+          <w:tcPr/>
+          <w:p>
+            <w:pPr>
+              <w:pStyle w:val="Compact"/>
+              <w:jc w:val="left"/>
+            </w:pPr>
+            <w:r>
+              <w:t xml:space="preserve">① 원칙</w:t>
+            </w:r>
+          </w:p>
+        </w:tc>
+        <w:tc>
+          <w:tcPr/>
+          <w:p>
+            <w:pPr>
+              <w:pStyle w:val="Compact"/>
+              <w:jc w:val="left"/>
+            </w:pPr>
+            <w:r>
+              <w:t xml:space="preserve">Один на всё досье:</w:t>
+            </w:r>
+          </w:p>
+        </w:tc>
+        <w:tc>
+          <w:tcPr/>
+          <w:p>
+            <w:pPr>
+              <w:pStyle w:val="Compact"/>
+              <w:jc w:val="left"/>
+            </w:pPr>
+            <w:r>
+              <w:t xml:space="preserve">짧은 선언 + 콜론으로 범위 예고</w:t>
+            </w:r>
+          </w:p>
+        </w:tc>
+      </w:tr>
+      <w:tr>
+        <w:tc>
+          <w:tcPr/>
+          <w:p>
+            <w:pPr>
+              <w:pStyle w:val="Compact"/>
+              <w:jc w:val="left"/>
+            </w:pPr>
+            <w:r>
+              <w:t xml:space="preserve">② 범위</w:t>
+            </w:r>
+          </w:p>
+        </w:tc>
+        <w:tc>
+          <w:tcPr/>
+          <w:p>
+            <w:pPr>
+              <w:pStyle w:val="Compact"/>
+              <w:jc w:val="left"/>
+            </w:pPr>
+            <w:r>
+              <w:t xml:space="preserve">на инструкцию, на маркировку и на…</w:t>
+            </w:r>
+          </w:p>
+        </w:tc>
+        <w:tc>
+          <w:tcPr/>
+          <w:p>
+            <w:pPr>
+              <w:pStyle w:val="Compact"/>
+              <w:jc w:val="left"/>
+            </w:pPr>
+            <w:r>
+              <w:t xml:space="preserve">на + 대격 반복</w:t>
+            </w:r>
+          </w:p>
+        </w:tc>
+      </w:tr>
+      <w:tr>
+        <w:tc>
+          <w:tcPr/>
+          <w:p>
+            <w:pPr>
+              <w:pStyle w:val="Compact"/>
+              <w:jc w:val="left"/>
+            </w:pPr>
+            <w:r>
+              <w:t xml:space="preserve">③ 조건</w:t>
+            </w:r>
+          </w:p>
+        </w:tc>
+        <w:tc>
+          <w:tcPr/>
+          <w:p>
+            <w:pPr>
+              <w:pStyle w:val="Compact"/>
+              <w:jc w:val="left"/>
+            </w:pPr>
+            <w:r>
+              <w:t xml:space="preserve">Если в одном месте написано…, то везде должно быть…</w:t>
+            </w:r>
+          </w:p>
+        </w:tc>
+        <w:tc>
+          <w:tcPr/>
+          <w:p>
+            <w:pPr>
+              <w:pStyle w:val="Compact"/>
+              <w:jc w:val="left"/>
+            </w:pPr>
+            <w:r>
+              <w:t xml:space="preserve">если…, то… + должно быть(~이어야 한다)</w:t>
+            </w:r>
+          </w:p>
+        </w:tc>
+      </w:tr>
+      <w:tr>
+        <w:tc>
+          <w:tcPr/>
+          <w:p>
+            <w:pPr>
+              <w:pStyle w:val="Compact"/>
+              <w:jc w:val="left"/>
+            </w:pPr>
+            <w:r>
+              <w:t xml:space="preserve">④ 강조</w:t>
+            </w:r>
+          </w:p>
+        </w:tc>
+        <w:tc>
+          <w:tcPr/>
+          <w:p>
+            <w:pPr>
+              <w:pStyle w:val="Compact"/>
+              <w:jc w:val="left"/>
+            </w:pPr>
+            <w:r>
+              <w:t xml:space="preserve">до последней страницы.</w:t>
+            </w:r>
+          </w:p>
+        </w:tc>
+        <w:tc>
+          <w:tcPr/>
+          <w:p>
+            <w:pPr>
+              <w:pStyle w:val="Compact"/>
+              <w:jc w:val="left"/>
+            </w:pPr>
+            <w:r>
+              <w:t xml:space="preserve">до + 생격</w:t>
+            </w:r>
+          </w:p>
+        </w:tc>
+      </w:tr>
+      <w:tr>
+        <w:tc>
+          <w:tcPr/>
+          <w:p>
+            <w:pPr>
+              <w:pStyle w:val="Compact"/>
+              <w:jc w:val="left"/>
+            </w:pPr>
+            <w:r>
+              <w:t xml:space="preserve">⑤ 근거</w:t>
+            </w:r>
+          </w:p>
+        </w:tc>
+        <w:tc>
+          <w:tcPr/>
+          <w:p>
+            <w:pPr>
+              <w:pStyle w:val="Compact"/>
+              <w:jc w:val="left"/>
+            </w:pPr>
+            <w:r>
+              <w:t xml:space="preserve">Эксперт это проверяет, причём очень внимательно.</w:t>
+            </w:r>
+          </w:p>
+        </w:tc>
+        <w:tc>
+          <w:tcPr/>
+          <w:p>
+            <w:pPr>
+              <w:pStyle w:val="Compact"/>
+              <w:jc w:val="left"/>
+            </w:pPr>
+            <w:r>
+              <w:t xml:space="preserve">причём(게다가) — 정보 덧붙이기</w:t>
+            </w:r>
+          </w:p>
+        </w:tc>
+      </w:tr>
+    </w:tbl>
+    <w:p>
+      <w:pPr>
+        <w:pStyle w:val="BodyText"/>
+      </w:pPr>
+      <w:r>
+        <w:rPr>
+          <w:bCs/>
+          <w:b/>
+        </w:rPr>
+        <w:t xml:space="preserve">활용 패턴:</w:t>
+      </w:r>
+      <w:r>
+        <w:t xml:space="preserve"> </w:t>
+      </w:r>
+      <w:r>
+        <w:t xml:space="preserve">“</w:t>
+      </w:r>
+      <w:r>
+        <w:t xml:space="preserve">Один X на всё Y: на…, на… и на… Если в одном месте написано…, то везде должно быть…, до последнего… Z это проверяет, причём…</w:t>
+      </w:r>
+      <w:r>
+        <w:t xml:space="preserve">”</w:t>
+      </w:r>
+      <w:r>
+        <w:t xml:space="preserve"> </w:t>
+      </w:r>
+      <w:r>
+        <w:rPr>
+          <w:bCs/>
+          <w:b/>
+        </w:rPr>
+        <w:t xml:space="preserve">연결 표현:</w:t>
+      </w:r>
+      <w:r>
+        <w:t xml:space="preserve"> </w:t>
+      </w:r>
+      <w:r>
+        <w:t xml:space="preserve">если…, то…(만약 ~이면 ~) · везде(모든 곳에) · до последней(마지막 ~까지) · причём(게다가)</w:t>
+      </w:r>
+      <w:r>
+        <w:t xml:space="preserve"> </w:t>
+      </w:r>
+      <w:r>
+        <w:rPr>
+          <w:bCs/>
+          <w:b/>
+        </w:rPr>
+        <w:t xml:space="preserve">연습:</w:t>
+      </w:r>
+      <w:r>
+        <w:t xml:space="preserve"> </w:t>
+      </w:r>
+      <w:r>
+        <w:t xml:space="preserve">팀에</w:t>
+      </w:r>
+      <w:r>
+        <w:t xml:space="preserve"> </w:t>
+      </w:r>
+      <w:r>
+        <w:t xml:space="preserve">“</w:t>
+      </w:r>
+      <w:r>
+        <w:t xml:space="preserve">회사명 표기는 하나로</w:t>
+      </w:r>
+      <w:r>
+        <w:t xml:space="preserve">”</w:t>
+      </w:r>
+      <w:r>
+        <w:t xml:space="preserve">라는 규칙을 설명하는 30~50단어 발화 만들기.</w:t>
+      </w:r>
+    </w:p>
+    <w:bookmarkEnd w:id="30"/>
+    <w:bookmarkStart w:id="31" w:name="문법강세-노트"/>
+    <w:p>
+      <w:pPr>
+        <w:pStyle w:val="Heading3"/>
+      </w:pPr>
+      <w:r>
+        <w:t xml:space="preserve">⑤ 문법·강세 노트</w:t>
       </w:r>
     </w:p>
     <w:tbl>
@@ -2458,331 +2783,6 @@
               <w:jc w:val="left"/>
             </w:pPr>
             <w:r>
-              <w:t xml:space="preserve">구조</w:t>
-            </w:r>
-          </w:p>
-        </w:tc>
-        <w:tc>
-          <w:tcPr/>
-          <w:p>
-            <w:pPr>
-              <w:pStyle w:val="Compact"/>
-              <w:jc w:val="left"/>
-            </w:pPr>
-            <w:r>
-              <w:t xml:space="preserve">러시아어</w:t>
-            </w:r>
-          </w:p>
-        </w:tc>
-        <w:tc>
-          <w:tcPr/>
-          <w:p>
-            <w:pPr>
-              <w:pStyle w:val="Compact"/>
-              <w:jc w:val="left"/>
-            </w:pPr>
-            <w:r>
-              <w:t xml:space="preserve">기능</w:t>
-            </w:r>
-          </w:p>
-        </w:tc>
-      </w:tr>
-      <w:tr>
-        <w:tc>
-          <w:tcPr/>
-          <w:p>
-            <w:pPr>
-              <w:pStyle w:val="Compact"/>
-              <w:jc w:val="left"/>
-            </w:pPr>
-            <w:r>
-              <w:t xml:space="preserve">① 원칙</w:t>
-            </w:r>
-          </w:p>
-        </w:tc>
-        <w:tc>
-          <w:tcPr/>
-          <w:p>
-            <w:pPr>
-              <w:pStyle w:val="Compact"/>
-              <w:jc w:val="left"/>
-            </w:pPr>
-            <w:r>
-              <w:t xml:space="preserve">Один на всё досье.</w:t>
-            </w:r>
-          </w:p>
-        </w:tc>
-        <w:tc>
-          <w:tcPr/>
-          <w:p>
-            <w:pPr>
-              <w:pStyle w:val="Compact"/>
-              <w:jc w:val="left"/>
-            </w:pPr>
-            <w:r>
-              <w:t xml:space="preserve">짧은 선언</w:t>
-            </w:r>
-          </w:p>
-        </w:tc>
-      </w:tr>
-      <w:tr>
-        <w:tc>
-          <w:tcPr/>
-          <w:p>
-            <w:pPr>
-              <w:pStyle w:val="Compact"/>
-              <w:jc w:val="left"/>
-            </w:pPr>
-            <w:r>
-              <w:t xml:space="preserve">② 범위</w:t>
-            </w:r>
-          </w:p>
-        </w:tc>
-        <w:tc>
-          <w:tcPr/>
-          <w:p>
-            <w:pPr>
-              <w:pStyle w:val="Compact"/>
-              <w:jc w:val="left"/>
-            </w:pPr>
-            <w:r>
-              <w:t xml:space="preserve">На инструкцию, на маркировку, на…</w:t>
-            </w:r>
-          </w:p>
-        </w:tc>
-        <w:tc>
-          <w:tcPr/>
-          <w:p>
-            <w:pPr>
-              <w:pStyle w:val="Compact"/>
-              <w:jc w:val="left"/>
-            </w:pPr>
-            <w:r>
-              <w:t xml:space="preserve">на + 대격 반복</w:t>
-            </w:r>
-          </w:p>
-        </w:tc>
-      </w:tr>
-      <w:tr>
-        <w:tc>
-          <w:tcPr/>
-          <w:p>
-            <w:pPr>
-              <w:pStyle w:val="Compact"/>
-              <w:jc w:val="left"/>
-            </w:pPr>
-            <w:r>
-              <w:t xml:space="preserve">③ 조건</w:t>
-            </w:r>
-          </w:p>
-        </w:tc>
-        <w:tc>
-          <w:tcPr/>
-          <w:p>
-            <w:pPr>
-              <w:pStyle w:val="Compact"/>
-              <w:jc w:val="left"/>
-            </w:pPr>
-            <w:r>
-              <w:t xml:space="preserve">Если в одном месте…, то везде…</w:t>
-            </w:r>
-          </w:p>
-        </w:tc>
-        <w:tc>
-          <w:tcPr/>
-          <w:p>
-            <w:pPr>
-              <w:pStyle w:val="Compact"/>
-              <w:jc w:val="left"/>
-            </w:pPr>
-            <w:r>
-              <w:t xml:space="preserve">если…, то…</w:t>
-            </w:r>
-          </w:p>
-        </w:tc>
-      </w:tr>
-      <w:tr>
-        <w:tc>
-          <w:tcPr/>
-          <w:p>
-            <w:pPr>
-              <w:pStyle w:val="Compact"/>
-              <w:jc w:val="left"/>
-            </w:pPr>
-            <w:r>
-              <w:t xml:space="preserve">④ 강조</w:t>
-            </w:r>
-          </w:p>
-        </w:tc>
-        <w:tc>
-          <w:tcPr/>
-          <w:p>
-            <w:pPr>
-              <w:pStyle w:val="Compact"/>
-              <w:jc w:val="left"/>
-            </w:pPr>
-            <w:r>
-              <w:t xml:space="preserve">До последней страницы.</w:t>
-            </w:r>
-          </w:p>
-        </w:tc>
-        <w:tc>
-          <w:tcPr/>
-          <w:p>
-            <w:pPr>
-              <w:pStyle w:val="Compact"/>
-              <w:jc w:val="left"/>
-            </w:pPr>
-            <w:r>
-              <w:t xml:space="preserve">до + 생격</w:t>
-            </w:r>
-          </w:p>
-        </w:tc>
-      </w:tr>
-      <w:tr>
-        <w:tc>
-          <w:tcPr/>
-          <w:p>
-            <w:pPr>
-              <w:pStyle w:val="Compact"/>
-              <w:jc w:val="left"/>
-            </w:pPr>
-            <w:r>
-              <w:t xml:space="preserve">⑤ 근거</w:t>
-            </w:r>
-          </w:p>
-        </w:tc>
-        <w:tc>
-          <w:tcPr/>
-          <w:p>
-            <w:pPr>
-              <w:pStyle w:val="Compact"/>
-              <w:jc w:val="left"/>
-            </w:pPr>
-            <w:r>
-              <w:t xml:space="preserve">Эксперт это проверяет.</w:t>
-            </w:r>
-          </w:p>
-        </w:tc>
-        <w:tc>
-          <w:tcPr/>
-          <w:p>
-            <w:pPr>
-              <w:pStyle w:val="Compact"/>
-              <w:jc w:val="left"/>
-            </w:pPr>
-            <w:r>
-              <w:t xml:space="preserve">짧은 경고</w:t>
-            </w:r>
-          </w:p>
-        </w:tc>
-      </w:tr>
-    </w:tbl>
-    <w:p>
-      <w:pPr>
-        <w:pStyle w:val="BodyText"/>
-      </w:pPr>
-      <w:r>
-        <w:rPr>
-          <w:bCs/>
-          <w:b/>
-        </w:rPr>
-        <w:t xml:space="preserve">활용 패턴:</w:t>
-      </w:r>
-      <w:r>
-        <w:t xml:space="preserve"> </w:t>
-      </w:r>
-      <w:r>
-        <w:t xml:space="preserve">“</w:t>
-      </w:r>
-      <w:r>
-        <w:t xml:space="preserve">Один X на всё Y. На…, на…, на… Если в одном месте…, то везде… До последнего… Z это проверяет.</w:t>
-      </w:r>
-      <w:r>
-        <w:t xml:space="preserve">”</w:t>
-      </w:r>
-      <w:r>
-        <w:t xml:space="preserve"> </w:t>
-      </w:r>
-      <w:r>
-        <w:rPr>
-          <w:bCs/>
-          <w:b/>
-        </w:rPr>
-        <w:t xml:space="preserve">연결 표현:</w:t>
-      </w:r>
-      <w:r>
-        <w:t xml:space="preserve"> </w:t>
-      </w:r>
-      <w:r>
-        <w:t xml:space="preserve">если…, то…(만약 ~이면 ~) · везде(모든 곳에) · до последней(마지막 ~까지)</w:t>
-      </w:r>
-      <w:r>
-        <w:t xml:space="preserve"> </w:t>
-      </w:r>
-      <w:r>
-        <w:rPr>
-          <w:bCs/>
-          <w:b/>
-        </w:rPr>
-        <w:t xml:space="preserve">연습:</w:t>
-      </w:r>
-      <w:r>
-        <w:t xml:space="preserve"> </w:t>
-      </w:r>
-      <w:r>
-        <w:t xml:space="preserve">팀에</w:t>
-      </w:r>
-      <w:r>
-        <w:t xml:space="preserve"> </w:t>
-      </w:r>
-      <w:r>
-        <w:t xml:space="preserve">“</w:t>
-      </w:r>
-      <w:r>
-        <w:t xml:space="preserve">회사명 표기는 하나로</w:t>
-      </w:r>
-      <w:r>
-        <w:t xml:space="preserve">”</w:t>
-      </w:r>
-      <w:r>
-        <w:t xml:space="preserve">라는 규칙을 설명하는 25~30단어 문장 만들기.</w:t>
-      </w:r>
-    </w:p>
-    <w:bookmarkEnd w:id="30"/>
-    <w:bookmarkStart w:id="31" w:name="문법강세-노트"/>
-    <w:p>
-      <w:pPr>
-        <w:pStyle w:val="Heading3"/>
-      </w:pPr>
-      <w:r>
-        <w:t xml:space="preserve">⑤ 문법·강세 노트</w:t>
-      </w:r>
-    </w:p>
-    <w:tbl>
-      <w:tblPr>
-        <w:tblStyle w:val="Table"/>
-        <w:tblW w:type="auto" w:w="0"/>
-        <w:tblLook w:firstRow="1" w:lastRow="0" w:firstColumn="0" w:lastColumn="0" w:noHBand="0" w:noVBand="0" w:val="0020"/>
-        <w:jc w:val="start"/>
-      </w:tblPr>
-      <w:tblGrid>
-        <w:gridCol w:w="2640"/>
-        <w:gridCol w:w="2640"/>
-        <w:gridCol w:w="2640"/>
-      </w:tblGrid>
-      <w:tr>
-        <w:trPr>
-          <w:tblHeader w:val="true"/>
-        </w:trPr>
-        <w:tc>
-          <w:tcPr/>
-          <w:p>
-            <w:pPr>
-              <w:pStyle w:val="Compact"/>
-              <w:jc w:val="left"/>
-            </w:pPr>
-            <w:r>
               <w:t xml:space="preserve">단어</w:t>
             </w:r>
           </w:p>
@@ -3232,63 +3232,63 @@
         <w:pStyle w:val="FirstParagraph"/>
       </w:pPr>
       <w:r>
-        <w:t xml:space="preserve">알리나: 알렉세이 니콜라예비치? 팔 물건도 없으시잖아요. 뭘 파세요?</w:t>
-      </w:r>
-    </w:p>
-    <w:p>
-      <w:pPr>
-        <w:pStyle w:val="BodyText"/>
-      </w:pPr>
-      <w:r>
-        <w:t xml:space="preserve">알렉세이: 아무것도요. 부탁하러 왔어요. 번역가가 필요해요.</w:t>
-      </w:r>
-    </w:p>
-    <w:p>
-      <w:pPr>
-        <w:pStyle w:val="BodyText"/>
-      </w:pPr>
-      <w:r>
-        <w:t xml:space="preserve">알리나: 전 번역가가 아니에요. 의사예요. 클리닉에 혼자고요.</w:t>
-      </w:r>
-    </w:p>
-    <w:p>
-      <w:pPr>
-        <w:pStyle w:val="BodyText"/>
-      </w:pPr>
-      <w:r>
-        <w:t xml:space="preserve">알렉세이: 그래서예요. 필러 설명서를 번역해야 해요. 한국어에서 영어를 거쳐 러시아어로.</w:t>
-      </w:r>
-    </w:p>
-    <w:p>
-      <w:pPr>
-        <w:pStyle w:val="BodyText"/>
-      </w:pPr>
-      <w:r>
-        <w:t xml:space="preserve">알리나: 왜 번역 회사가 아니에요? 회사가 더 빨라요.</w:t>
-      </w:r>
-    </w:p>
-    <w:p>
-      <w:pPr>
-        <w:pStyle w:val="BodyText"/>
-      </w:pPr>
-      <w:r>
-        <w:t xml:space="preserve">알렉세이: 번역 회사는 단어를 번역해요. 우리 등록 담당이 그러는데, 심사관은 의미를 읽는대요. 그리고 의미는 직접 주사기를 들고 단어 하나의 실수 뒤에 무슨 일이 생기는지 본 사람이 알죠.</w:t>
-      </w:r>
-    </w:p>
-    <w:p>
-      <w:pPr>
-        <w:pStyle w:val="BodyText"/>
-      </w:pPr>
-      <w:r>
-        <w:t xml:space="preserve">알리나: 멋지네요. 등록 담당이 그렇게 말했어요?</w:t>
-      </w:r>
-    </w:p>
-    <w:p>
-      <w:pPr>
-        <w:pStyle w:val="BodyText"/>
-      </w:pPr>
-      <w:r>
-        <w:t xml:space="preserve">알렉세이: 올가 페트로브나요. 20년 동안 심사관 옆에 있었어요. 설명서가 도시에에서 가장 위험한 곳이래요.</w:t>
+        <w:t xml:space="preserve">알리나: 알렉세이 니콜라예비치? 오늘은 팔 물건도 없으시잖아요. 그럼 뭘 파시는 거예요?</w:t>
+      </w:r>
+    </w:p>
+    <w:p>
+      <w:pPr>
+        <w:pStyle w:val="BodyText"/>
+      </w:pPr>
+      <w:r>
+        <w:t xml:space="preserve">알렉세이: 아무것도 안 팔아요. 부탁하러 왔어요. 번역가가 정말 필요해서요.</w:t>
+      </w:r>
+    </w:p>
+    <w:p>
+      <w:pPr>
+        <w:pStyle w:val="BodyText"/>
+      </w:pPr>
+      <w:r>
+        <w:t xml:space="preserve">알리나: 하지만 전 번역가가 아니라 의사예요. 게다가 클리닉 전체에 저 혼자고요.</w:t>
+      </w:r>
+    </w:p>
+    <w:p>
+      <w:pPr>
+        <w:pStyle w:val="BodyText"/>
+      </w:pPr>
+      <w:r>
+        <w:t xml:space="preserve">알렉세이: 바로 그래서 찾아온 거예요. 필러 설명서를 한국어에서 영어를 거쳐 러시아어로 번역해야 해요.</w:t>
+      </w:r>
+    </w:p>
+    <w:p>
+      <w:pPr>
+        <w:pStyle w:val="BodyText"/>
+      </w:pPr>
+      <w:r>
+        <w:t xml:space="preserve">알리나: 왜 번역 회사가 아니에요? 보통 회사가 의사보다 빠르잖아요.</w:t>
+      </w:r>
+    </w:p>
+    <w:p>
+      <w:pPr>
+        <w:pStyle w:val="BodyText"/>
+      </w:pPr>
+      <w:r>
+        <w:t xml:space="preserve">알렉세이: 번역 회사는 단어를 번역해요. 그런데 우리 등록 담당은 심사관이 의미를 읽는다고 해요. 의미는 직접 주사기를 잡아 보고, 설명서의 단어 하나가 틀리면 무슨 일이 생기는지 본 사람만 알아요. 그건 정말 무서운 일이죠.</w:t>
+      </w:r>
+    </w:p>
+    <w:p>
+      <w:pPr>
+        <w:pStyle w:val="BodyText"/>
+      </w:pPr>
+      <w:r>
+        <w:t xml:space="preserve">알리나: 멋진 말이네요. 등록 담당이 그렇게 말해요, 아니면 직접 지어내셨어요?</w:t>
+      </w:r>
+    </w:p>
+    <w:p>
+      <w:pPr>
+        <w:pStyle w:val="BodyText"/>
+      </w:pPr>
+      <w:r>
+        <w:t xml:space="preserve">알렉세이: 올가 페트로브나예요. 20년 동안 심사관들과 일했어요. 설명서가 도시에에서 제일 위험한 곳이래요.</w:t>
       </w:r>
     </w:p>
     <w:p>
@@ -3304,47 +3304,47 @@
         <w:pStyle w:val="BodyText"/>
       </w:pPr>
       <w:r>
-        <w:t xml:space="preserve">알렉세이: 그럼 읽고 나서 구할 필요가 없는 설명서를 쓰게 도와주세요.</w:t>
-      </w:r>
-    </w:p>
-    <w:p>
-      <w:pPr>
-        <w:pStyle w:val="BodyText"/>
-      </w:pPr>
-      <w:r>
-        <w:t xml:space="preserve">알리나: 언제요? 저는 8시까지 일해요. 매일.</w:t>
-      </w:r>
-    </w:p>
-    <w:p>
-      <w:pPr>
-        <w:pStyle w:val="BodyText"/>
-      </w:pPr>
-      <w:r>
-        <w:t xml:space="preserve">알렉세이: 저녁에요. 3주. 계약서대로, 계좌 이체로. 전부 투명하게.</w:t>
-      </w:r>
-    </w:p>
-    <w:p>
-      <w:pPr>
-        <w:pStyle w:val="BodyText"/>
-      </w:pPr>
-      <w:r>
-        <w:t xml:space="preserve">알리나: 아빠가 좋아하시겠네요. 회계사거든요. 몇 쪽이에요?</w:t>
-      </w:r>
-    </w:p>
-    <w:p>
-      <w:pPr>
-        <w:pStyle w:val="BodyText"/>
-      </w:pPr>
-      <w:r>
-        <w:t xml:space="preserve">알렉세이: 42쪽. 그리고 용어집. 용어 목록이요.</w:t>
-      </w:r>
-    </w:p>
-    <w:p>
-      <w:pPr>
-        <w:pStyle w:val="BodyText"/>
-      </w:pPr>
-      <w:r>
-        <w:t xml:space="preserve">알리나: 42쪽. 좋아요. 선생님을 원했는데, 아무래도 제가 먼저 글을 가르쳐야 할 것 같네요.</w:t>
+        <w:t xml:space="preserve">알렉세이: 그럼 읽고 나서 아무도 구할 필요가 없는 설명서를 쓰게 도와주세요.</w:t>
+      </w:r>
+    </w:p>
+    <w:p>
+      <w:pPr>
+        <w:pStyle w:val="BodyText"/>
+      </w:pPr>
+      <w:r>
+        <w:t xml:space="preserve">알리나: 그런데 언제 하죠? 전 8시까지 일하고, 그게 매일이에요.</w:t>
+      </w:r>
+    </w:p>
+    <w:p>
+      <w:pPr>
+        <w:pStyle w:val="BodyText"/>
+      </w:pPr>
+      <w:r>
+        <w:t xml:space="preserve">알렉세이: 저녁에, 3주 동안요. 계약서를 쓰고 계좌로 지급해요. 봉투 없이, 전부 투명하게.</w:t>
+      </w:r>
+    </w:p>
+    <w:p>
+      <w:pPr>
+        <w:pStyle w:val="BodyText"/>
+      </w:pPr>
+      <w:r>
+        <w:t xml:space="preserve">알리나: 아빠가 좋아하시겠네요, 회계사시거든요. 그런데 몇 쪽이에요?</w:t>
+      </w:r>
+    </w:p>
+    <w:p>
+      <w:pPr>
+        <w:pStyle w:val="BodyText"/>
+      </w:pPr>
+      <w:r>
+        <w:t xml:space="preserve">알렉세이: 42쪽이에요. 그리고 용어집, 그러니까 용어 목록도요.</w:t>
+      </w:r>
+    </w:p>
+    <w:p>
+      <w:pPr>
+        <w:pStyle w:val="BodyText"/>
+      </w:pPr>
+      <w:r>
+        <w:t xml:space="preserve">알리나: 42쪽이라… 좋아요, 할게요. 선생님을 찾고 싶었는데, 아무래도 제가 먼저 글을 가르쳐야겠네요.</w:t>
       </w:r>
     </w:p>
     <w:bookmarkEnd w:id="33"/>
@@ -3362,279 +3362,279 @@
         <w:pStyle w:val="FirstParagraph"/>
       </w:pPr>
       <w:r>
-        <w:t xml:space="preserve">올가: 가리포바? 앉아요. 이게 서울 번역 회사가 한 카자흐스탄용 번역이에요. 3쪽 읽어 봐요.</w:t>
-      </w:r>
-    </w:p>
-    <w:p>
-      <w:pPr>
-        <w:pStyle w:val="BodyText"/>
-      </w:pPr>
-      <w:r>
-        <w:t xml:space="preserve">알리나: 「충전제는 진피 깊은 층에 주입된다.」 충전제요? 아무도 그렇게 안 해요. 「필러」라고 하죠.</w:t>
-      </w:r>
-    </w:p>
-    <w:p>
-      <w:pPr>
-        <w:pStyle w:val="BodyText"/>
-      </w:pPr>
-      <w:r>
-        <w:t xml:space="preserve">올가: 7쪽.</w:t>
-      </w:r>
-    </w:p>
-    <w:p>
-      <w:pPr>
-        <w:pStyle w:val="BodyText"/>
-      </w:pPr>
-      <w:r>
-        <w:t xml:space="preserve">알리나: 「임플란트는 피하에 주입할 것.」 잠깐만요. 3쪽은 진피에. 7쪽은 피하에. 서로 다른 곳이에요.</w:t>
-      </w:r>
-    </w:p>
-    <w:p>
-      <w:pPr>
-        <w:pStyle w:val="BodyText"/>
-      </w:pPr>
-      <w:r>
-        <w:t xml:space="preserve">올가: 다르죠. 얼마나 달라요?</w:t>
-      </w:r>
-    </w:p>
-    <w:p>
-      <w:pPr>
-        <w:pStyle w:val="BodyText"/>
-      </w:pPr>
-      <w:r>
-        <w:t xml:space="preserve">알리나: 부엌과 지하실만큼요. 진피는 피부예요. 피하는 피부 밑이고요. 7쪽을 읽은 의사는 젤을 엉뚱한 곳에 넣을 거예요. 그리고 잘못은 의사가 아니라 설명서에 있죠.</w:t>
-      </w:r>
-    </w:p>
-    <w:p>
-      <w:pPr>
-        <w:pStyle w:val="BodyText"/>
-      </w:pPr>
-      <w:r>
-        <w:t xml:space="preserve">알렉세이: 그러면 어떻게 돼요?</w:t>
-      </w:r>
-    </w:p>
-    <w:p>
-      <w:pPr>
-        <w:pStyle w:val="BodyText"/>
-      </w:pPr>
-      <w:r>
-        <w:t xml:space="preserve">알리나: 좋으면 — 혹. 나쁘면 — 혈관. 제가 하얘진 피부 얘기했던 거 기억하세요?</w:t>
-      </w:r>
-    </w:p>
-    <w:p>
-      <w:pPr>
-        <w:pStyle w:val="BodyText"/>
-      </w:pPr>
-      <w:r>
-        <w:t xml:space="preserve">알렉세이: 기억해요. 하얀 피부, 그리고 모스크바를 가로질러 온 동기.</w:t>
-      </w:r>
-    </w:p>
-    <w:p>
-      <w:pPr>
-        <w:pStyle w:val="BodyText"/>
-      </w:pPr>
-      <w:r>
-        <w:t xml:space="preserve">올가: 봐요. 그래서 — 번역 회사는 안 돼요. 다음. 12쪽.</w:t>
-      </w:r>
-    </w:p>
-    <w:p>
-      <w:pPr>
-        <w:pStyle w:val="BodyText"/>
-      </w:pPr>
-      <w:r>
-        <w:t xml:space="preserve">알리나: 「히알루론산」. 13쪽: 「히알루론산 나트륨」. 15쪽: 「HA(러시아 약어)」. 20쪽: 라틴 문자 「HA」.</w:t>
-      </w:r>
-    </w:p>
-    <w:p>
-      <w:pPr>
-        <w:pStyle w:val="BodyText"/>
-      </w:pPr>
-      <w:r>
-        <w:t xml:space="preserve">올가: 한 물질에 이름 넷. 심사관은 뭐라고 생각할까요?</w:t>
-      </w:r>
-    </w:p>
-    <w:p>
-      <w:pPr>
-        <w:pStyle w:val="BodyText"/>
-      </w:pPr>
-      <w:r>
-        <w:t xml:space="preserve">알리나: 물질이 넷이라고요. 아니면 제조사도 모른다고요.</w:t>
-      </w:r>
-    </w:p>
-    <w:p>
-      <w:pPr>
-        <w:pStyle w:val="BodyText"/>
-      </w:pPr>
-      <w:r>
-        <w:t xml:space="preserve">올가: 바로 그거예요. 핵심 규칙을 기억해요. 용어는 하나여야 한다.</w:t>
-      </w:r>
-    </w:p>
-    <w:p>
-      <w:pPr>
-        <w:pStyle w:val="BodyText"/>
-      </w:pPr>
-      <w:r>
-        <w:t xml:space="preserve">알렉세이: 도시에 전체에 하나요?</w:t>
-      </w:r>
-    </w:p>
-    <w:p>
-      <w:pPr>
-        <w:pStyle w:val="BodyText"/>
-      </w:pPr>
-      <w:r>
-        <w:t xml:space="preserve">올가: 도시에 전체에 하나. 설명서에도, 표시 사항에도, 기술 문서에도. 한 곳에 「히알루론산 나트륨」이면 모든 곳에 「히알루론산 나트륨」. 마지막 쪽까지. 심사관은 그걸 확인해요.</w:t>
-      </w:r>
-    </w:p>
-    <w:p>
-      <w:pPr>
-        <w:pStyle w:val="BodyText"/>
-      </w:pPr>
-      <w:r>
-        <w:t xml:space="preserve">알리나: 뭐가 맞아요? 산이에요, 나트륨염이에요?</w:t>
-      </w:r>
-    </w:p>
-    <w:p>
-      <w:pPr>
-        <w:pStyle w:val="BodyText"/>
-      </w:pPr>
-      <w:r>
-        <w:t xml:space="preserve">올가: 그건 당신이 말해 줘요. 당신이 의사고, 나는 등록 담당이에요.</w:t>
-      </w:r>
-    </w:p>
-    <w:p>
-      <w:pPr>
-        <w:pStyle w:val="BodyText"/>
-      </w:pPr>
-      <w:r>
-        <w:t xml:space="preserve">알리나: 주사기 안엔 — 히알루론산 나트륨, 산의 염이에요. 그게 화학적으로 정확해요.</w:t>
-      </w:r>
-    </w:p>
-    <w:p>
-      <w:pPr>
-        <w:pStyle w:val="BodyText"/>
-      </w:pPr>
-      <w:r>
-        <w:t xml:space="preserve">올가: 그럼 도시에엔 — 「히알루론산 나트륨」. 의사들과 얘기할 땐 — 아무렇게나. 대화는 등록하지 않지만, 도시에는 등록하니까요. 도시에의 단어 하나하나가 나중엔 모두에게 법이 돼요.</w:t>
-      </w:r>
-    </w:p>
-    <w:p>
-      <w:pPr>
-        <w:pStyle w:val="BodyText"/>
-      </w:pPr>
-      <w:r>
-        <w:t xml:space="preserve">알리나: 1행. 「히알루론산 나트륨」. 산도, HA도 아니고.</w:t>
-      </w:r>
-    </w:p>
-    <w:p>
-      <w:pPr>
-        <w:pStyle w:val="BodyText"/>
-      </w:pPr>
-      <w:r>
-        <w:t xml:space="preserve">알렉세이: 「필러」예요, 「충전제」예요?</w:t>
-      </w:r>
-    </w:p>
-    <w:p>
-      <w:pPr>
-        <w:pStyle w:val="BodyText"/>
-      </w:pPr>
-      <w:r>
-        <w:t xml:space="preserve">올가: 둘 다 아니에요. 등록에선 — 「임플란트」. 2행.</w:t>
-      </w:r>
-    </w:p>
-    <w:p>
-      <w:pPr>
-        <w:pStyle w:val="BodyText"/>
-      </w:pPr>
-      <w:r>
-        <w:t xml:space="preserve">알리나: 하지만 의사들은 「임플란트」라고 안 해요. 「필러」라고 하죠.</w:t>
-      </w:r>
-    </w:p>
-    <w:p>
-      <w:pPr>
-        <w:pStyle w:val="BodyText"/>
-      </w:pPr>
-      <w:r>
-        <w:t xml:space="preserve">올가: 의사는 말하고, 심사관은 써요. 설명서는 의사용이지만 먼저 읽는 건 심사관이에요. 의사가 이해하고 심사관이 트집 잡지 않게 써야 해요. 그게 등록의 기술이에요.</w:t>
-      </w:r>
-    </w:p>
-    <w:p>
-      <w:pPr>
-        <w:pStyle w:val="BodyText"/>
-      </w:pPr>
-      <w:r>
-        <w:t xml:space="preserve">알리나: 그럼 괄호로요. 「임플란트(필러)」. 처음에 한 번. 그다음엔 — 「임플란트」만.</w:t>
-      </w:r>
-    </w:p>
-    <w:p>
-      <w:pPr>
-        <w:pStyle w:val="BodyText"/>
-      </w:pPr>
-      <w:r>
-        <w:t xml:space="preserve">올가: 좋아요. 가리포바, 등록 담당처럼 생각하네요. 의사에겐 위험한 일이에요.</w:t>
-      </w:r>
-    </w:p>
-    <w:p>
-      <w:pPr>
-        <w:pStyle w:val="BodyText"/>
-      </w:pPr>
-      <w:r>
-        <w:t xml:space="preserve">알리나: 왜 위험해요?</w:t>
-      </w:r>
-    </w:p>
-    <w:p>
-      <w:pPr>
-        <w:pStyle w:val="BodyText"/>
-      </w:pPr>
-      <w:r>
-        <w:t xml:space="preserve">올가: 어디서나 오류가 보이기 시작하니까요. 식당 메뉴에서도. 엽서에서도. 자기 처방전에서도.</w:t>
-      </w:r>
-    </w:p>
-    <w:p>
-      <w:pPr>
-        <w:pStyle w:val="BodyText"/>
-      </w:pPr>
-      <w:r>
-        <w:t xml:space="preserve">알리나: 이미 보여요. 아빠 닮아서요.</w:t>
-      </w:r>
-    </w:p>
-    <w:p>
-      <w:pPr>
-        <w:pStyle w:val="BodyText"/>
-      </w:pPr>
-      <w:r>
-        <w:t xml:space="preserve">올가: 그럼 우리 사람이네요. 용어집엔 용어가 몇 개쯤 될까요?</w:t>
-      </w:r>
-    </w:p>
-    <w:p>
-      <w:pPr>
-        <w:pStyle w:val="BodyText"/>
-      </w:pPr>
-      <w:r>
-        <w:t xml:space="preserve">알렉세이: 용어집은 그냥 사전이에요?</w:t>
-      </w:r>
-    </w:p>
-    <w:p>
-      <w:pPr>
-        <w:pStyle w:val="BodyText"/>
-      </w:pPr>
-      <w:r>
-        <w:t xml:space="preserve">올가: 어기면 안 되는 사전이죠. 법처럼.</w:t>
-      </w:r>
-    </w:p>
-    <w:p>
-      <w:pPr>
-        <w:pStyle w:val="BodyText"/>
-      </w:pPr>
-      <w:r>
-        <w:t xml:space="preserve">알리나: 지금 서른 개 보여요. 마흔 개일지도요. 「가교」, 「교차 결합」, 「안정화」 — 이것도 다 같은 거예요?</w:t>
-      </w:r>
-    </w:p>
-    <w:p>
-      <w:pPr>
-        <w:pStyle w:val="BodyText"/>
-      </w:pPr>
-      <w:r>
-        <w:t xml:space="preserve">올가: 그건 한국 측에 물어요. 내일 2시. 젤을 만든 사람들이니 이름도 말해 주겠죠.</w:t>
+        <w:t xml:space="preserve">올가: 가리포바 씨죠? 앉아요. 이게 서울 번역 회사가 한 카자흐스탄용 번역이에요. 3쪽을 읽어 봐요.</w:t>
+      </w:r>
+    </w:p>
+    <w:p>
+      <w:pPr>
+        <w:pStyle w:val="BodyText"/>
+      </w:pPr>
+      <w:r>
+        <w:t xml:space="preserve">알리나: 「충전제는 진피 깊은 층에 주입된다.」 충전제요? 그렇게 말하는 사람은 없어요. 다들 「필러」라고 해요.</w:t>
+      </w:r>
+    </w:p>
+    <w:p>
+      <w:pPr>
+        <w:pStyle w:val="BodyText"/>
+      </w:pPr>
+      <w:r>
+        <w:t xml:space="preserve">올가: 좋아요, 표시해 뒀어요. 이제 7쪽을 봐요.</w:t>
+      </w:r>
+    </w:p>
+    <w:p>
+      <w:pPr>
+        <w:pStyle w:val="BodyText"/>
+      </w:pPr>
+      <w:r>
+        <w:t xml:space="preserve">알리나: 「임플란트는 피하에 주입할 것.」 잠깐만요, 3쪽은 진피, 7쪽은 피하예요. 완전히 다른 곳이잖아요.</w:t>
+      </w:r>
+    </w:p>
+    <w:p>
+      <w:pPr>
+        <w:pStyle w:val="BodyText"/>
+      </w:pPr>
+      <w:r>
+        <w:t xml:space="preserve">올가: 네, 달라요. 쉬운 말로 하면 얼마나 달라요?</w:t>
+      </w:r>
+    </w:p>
+    <w:p>
+      <w:pPr>
+        <w:pStyle w:val="BodyText"/>
+      </w:pPr>
+      <w:r>
+        <w:t xml:space="preserve">알리나: 부엌과 지하실만큼요. 진피는 피부고, 피하는 피부 아래예요. 7쪽을 읽은 의사는 젤을 엉뚱한 곳에 넣을 거예요. 그리고 그 책임은 의사가 아니라 설명서에 있죠.</w:t>
+      </w:r>
+    </w:p>
+    <w:p>
+      <w:pPr>
+        <w:pStyle w:val="BodyText"/>
+      </w:pPr>
+      <w:r>
+        <w:t xml:space="preserve">알렉세이: 젤이 엉뚱한 데 들어가면 환자는 어떻게 돼요?</w:t>
+      </w:r>
+    </w:p>
+    <w:p>
+      <w:pPr>
+        <w:pStyle w:val="BodyText"/>
+      </w:pPr>
+      <w:r>
+        <w:t xml:space="preserve">알리나: 잘해야 혹이 생기고, 최악이면 혈관이에요. 제가 하얀 피부 얘기 했던 거 기억나세요?</w:t>
+      </w:r>
+    </w:p>
+    <w:p>
+      <w:pPr>
+        <w:pStyle w:val="BodyText"/>
+      </w:pPr>
+      <w:r>
+        <w:t xml:space="preserve">알렉세이: 물론 기억해요. 하얀 피부, 그리고 모스크바를 가로질러 달려온 동기.</w:t>
+      </w:r>
+    </w:p>
+    <w:p>
+      <w:pPr>
+        <w:pStyle w:val="BodyText"/>
+      </w:pPr>
+      <w:r>
+        <w:t xml:space="preserve">올가: 그래서 번역 회사는 안 되는 거예요. 다음, 12쪽.</w:t>
+      </w:r>
+    </w:p>
+    <w:p>
+      <w:pPr>
+        <w:pStyle w:val="BodyText"/>
+      </w:pPr>
+      <w:r>
+        <w:t xml:space="preserve">알리나: 여긴 「히알루론산」, 13쪽은 「히알루론산 나트륨」, 15쪽은 「HA(키릴 약자)」, 20쪽은 라틴 문자로 「HA」예요.</w:t>
+      </w:r>
+    </w:p>
+    <w:p>
+      <w:pPr>
+        <w:pStyle w:val="BodyText"/>
+      </w:pPr>
+      <w:r>
+        <w:t xml:space="preserve">올가: 한 물질에 이름이 넷이네요. 심사관은 어떻게 생각할 것 같아요?</w:t>
+      </w:r>
+    </w:p>
+    <w:p>
+      <w:pPr>
+        <w:pStyle w:val="BodyText"/>
+      </w:pPr>
+      <w:r>
+        <w:t xml:space="preserve">알리나: 서로 다른 물질 네 개라고 생각하겠죠. 아니면 제조사가 자기 주사기에 뭐가 들었는지도 모른다고요.</w:t>
+      </w:r>
+    </w:p>
+    <w:p>
+      <w:pPr>
+        <w:pStyle w:val="BodyText"/>
+      </w:pPr>
+      <w:r>
+        <w:t xml:space="preserve">올가: 바로 그거예요. 그러니까 가장 중요한 규칙을 기억해요. 용어는 하나여야 한다.</w:t>
+      </w:r>
+    </w:p>
+    <w:p>
+      <w:pPr>
+        <w:pStyle w:val="BodyText"/>
+      </w:pPr>
+      <w:r>
+        <w:t xml:space="preserve">알렉세이: 도시에 전체에 용어 하나요? 서류가 아주 많아도요?</w:t>
+      </w:r>
+    </w:p>
+    <w:p>
+      <w:pPr>
+        <w:pStyle w:val="BodyText"/>
+      </w:pPr>
+      <w:r>
+        <w:t xml:space="preserve">올가: 도시에 전체에 하나. 설명서에도, 표시 사항에도, 기술 문서에도요. 한 곳에 「히알루론산 나트륨」이라고 썼으면 마지막 쪽까지 모든 곳이 「히알루론산 나트륨」이어야 해요. 심사관은 그걸 확인해요, 아주 꼼꼼하게.</w:t>
+      </w:r>
+    </w:p>
+    <w:p>
+      <w:pPr>
+        <w:pStyle w:val="BodyText"/>
+      </w:pPr>
+      <w:r>
+        <w:t xml:space="preserve">알리나: 그럼 뭐가 맞아요? 히알루론산이에요, 히알루론산 나트륨이에요?</w:t>
+      </w:r>
+    </w:p>
+    <w:p>
+      <w:pPr>
+        <w:pStyle w:val="BodyText"/>
+      </w:pPr>
+      <w:r>
+        <w:t xml:space="preserve">올가: 그건 당신이 말해 줘요. 당신은 의사고 난 등록 담당이니까.</w:t>
+      </w:r>
+    </w:p>
+    <w:p>
+      <w:pPr>
+        <w:pStyle w:val="BodyText"/>
+      </w:pPr>
+      <w:r>
+        <w:t xml:space="preserve">알리나: 주사기에 든 건 히알루론산 나트륨, 즉 산의 염이에요. 그게 화학적으로 정확해요.</w:t>
+      </w:r>
+    </w:p>
+    <w:p>
+      <w:pPr>
+        <w:pStyle w:val="BodyText"/>
+      </w:pPr>
+      <w:r>
+        <w:t xml:space="preserve">올가: 그럼 도시에엔 「히알루론산 나트륨」으로 쓰고, 의사들과 얘기할 땐 아무렇게나 해도 돼요. 대화는 등록하지 않지만 도시에는 등록하니까요. 도시에의 단어 하나하나가 나중엔 모두에게 법이 돼요. 그러니 처음에 정해 둬요.</w:t>
+      </w:r>
+    </w:p>
+    <w:p>
+      <w:pPr>
+        <w:pStyle w:val="BodyText"/>
+      </w:pPr>
+      <w:r>
+        <w:t xml:space="preserve">알리나: 그럼 1행: 「히알루론산 나트륨」. 산도, 약자도, HA도 아니고요.</w:t>
+      </w:r>
+    </w:p>
+    <w:p>
+      <w:pPr>
+        <w:pStyle w:val="BodyText"/>
+      </w:pPr>
+      <w:r>
+        <w:t xml:space="preserve">알렉세이: 그럼 「필러」와 「충전제」는 어떻게 해요? 어떤 단어를 골라요?</w:t>
+      </w:r>
+    </w:p>
+    <w:p>
+      <w:pPr>
+        <w:pStyle w:val="BodyText"/>
+      </w:pPr>
+      <w:r>
+        <w:t xml:space="preserve">올가: 둘 다 아니에요. 등록에선 「임플란트」라고 써요. 그게 2행이에요.</w:t>
+      </w:r>
+    </w:p>
+    <w:p>
+      <w:pPr>
+        <w:pStyle w:val="BodyText"/>
+      </w:pPr>
+      <w:r>
+        <w:t xml:space="preserve">알리나: 하지만 의사들은 절대 「임플란트」라고 안 해요. 「필러」라고 하죠.</w:t>
+      </w:r>
+    </w:p>
+    <w:p>
+      <w:pPr>
+        <w:pStyle w:val="BodyText"/>
+      </w:pPr>
+      <w:r>
+        <w:t xml:space="preserve">올가: 의사는 말하고, 심사관은 써요. 설명서는 의사를 위한 거지만 먼저 읽는 건 심사관이에요. 그래서 의사가 이해하고 심사관이 트집 잡지 않게 써야 해요. 그게 바로 등록의 기술이에요.</w:t>
+      </w:r>
+    </w:p>
+    <w:p>
+      <w:pPr>
+        <w:pStyle w:val="BodyText"/>
+      </w:pPr>
+      <w:r>
+        <w:t xml:space="preserve">알리나: 그럼 괄호로 넣어요. 「임플란트(필러)」. 맨 처음에 한 번만, 그다음엔 전부 「임플란트」로요.</w:t>
+      </w:r>
+    </w:p>
+    <w:p>
+      <w:pPr>
+        <w:pStyle w:val="BodyText"/>
+      </w:pPr>
+      <w:r>
+        <w:t xml:space="preserve">올가: 좋아요. 가리포바 씨, 벌써 등록 담당처럼 생각하네요. 의사에겐 위험한 일이에요.</w:t>
+      </w:r>
+    </w:p>
+    <w:p>
+      <w:pPr>
+        <w:pStyle w:val="BodyText"/>
+      </w:pPr>
+      <w:r>
+        <w:t xml:space="preserve">알리나: 그게 왜 의사에게 위험해요? 전 오히려 유익한 것 같은데요.</w:t>
+      </w:r>
+    </w:p>
+    <w:p>
+      <w:pPr>
+        <w:pStyle w:val="BodyText"/>
+      </w:pPr>
+      <w:r>
+        <w:t xml:space="preserve">올가: 어디서나 오류가 보이기 시작할 테니까요. 식당 메뉴에서도, 카드에서도, 자기 처방전에서도요.</w:t>
+      </w:r>
+    </w:p>
+    <w:p>
+      <w:pPr>
+        <w:pStyle w:val="BodyText"/>
+      </w:pPr>
+      <w:r>
+        <w:t xml:space="preserve">알리나: 이미 어디서나 보여요. 회계사인 아빠한테 물려받았거든요.</w:t>
+      </w:r>
+    </w:p>
+    <w:p>
+      <w:pPr>
+        <w:pStyle w:val="BodyText"/>
+      </w:pPr>
+      <w:r>
+        <w:t xml:space="preserve">올가: 그럼 확실히 우리 사람이네요. 용어집엔 용어가 몇 개쯤 들어갈 것 같아요?</w:t>
+      </w:r>
+    </w:p>
+    <w:p>
+      <w:pPr>
+        <w:pStyle w:val="BodyText"/>
+      </w:pPr>
+      <w:r>
+        <w:t xml:space="preserve">알렉세이: 죄송한데 용어집은 그냥 보통 사전이에요, 아니면 그 이상이에요?</w:t>
+      </w:r>
+    </w:p>
+    <w:p>
+      <w:pPr>
+        <w:pStyle w:val="BodyText"/>
+      </w:pPr>
+      <w:r>
+        <w:t xml:space="preserve">올가: 법처럼 어기면 안 되는 사전이에요.</w:t>
+      </w:r>
+    </w:p>
+    <w:p>
+      <w:pPr>
+        <w:pStyle w:val="BodyText"/>
+      </w:pPr>
+      <w:r>
+        <w:t xml:space="preserve">알리나: 지금 보기엔 서른 개, 어쩌면 마흔 개요. 그런데 「가교된」, 「교차 가교된」, 「안정화된」도 다 같은 건가요?</w:t>
+      </w:r>
+    </w:p>
+    <w:p>
+      <w:pPr>
+        <w:pStyle w:val="BodyText"/>
+      </w:pPr>
+      <w:r>
+        <w:t xml:space="preserve">올가: 그건 내일 두 시에 한국 측에 물어봐요. 그 젤을 만든 건 그들이니까, 이름이 뭔지 그들이 말하게 해요.</w:t>
       </w:r>
     </w:p>
     <w:bookmarkEnd w:id="34"/>
@@ -3652,239 +3652,239 @@
         <w:pStyle w:val="FirstParagraph"/>
       </w:pPr>
       <w:r>
-        <w:t xml:space="preserve">소희: 안녕하세요. 가리포바 선생님? 반가워요. 도윤이 말했어요. 의사이자 번역가.</w:t>
-      </w:r>
-    </w:p>
-    <w:p>
-      <w:pPr>
-        <w:pStyle w:val="BodyText"/>
-      </w:pPr>
-      <w:r>
-        <w:t xml:space="preserve">알리나: 아직은 번역을 배우는 의사예요. 정 팀장님, 젤에 대해 질문이요. 가교된 건가요?</w:t>
-      </w:r>
-    </w:p>
-    <w:p>
-      <w:pPr>
-        <w:pStyle w:val="BodyText"/>
-      </w:pPr>
-      <w:r>
-        <w:t xml:space="preserve">소희: 네. 가교. BDDE로. 가교시키는 물질이에요.</w:t>
-      </w:r>
-    </w:p>
-    <w:p>
-      <w:pPr>
-        <w:pStyle w:val="BodyText"/>
-      </w:pPr>
-      <w:r>
-        <w:t xml:space="preserve">알리나: 영어 문서엔 「cross-linked」. 카자흐스탄 러시아어판엔 「교차 결합」과 「안정화」. 같은 거예요?</w:t>
-      </w:r>
-    </w:p>
-    <w:p>
-      <w:pPr>
-        <w:pStyle w:val="BodyText"/>
-      </w:pPr>
-      <w:r>
-        <w:t xml:space="preserve">도윤: 정 팀장님 말씀이, 한국어에도 두 단어가 있대요. 「가교」와 「교차결합」. 연구원은 하나, 마케팅은 다른 하나를 써요. 흔한 일이에요, 우리 회사도 부서마다 그래요.</w:t>
-      </w:r>
-    </w:p>
-    <w:p>
-      <w:pPr>
-        <w:pStyle w:val="BodyText"/>
-      </w:pPr>
-      <w:r>
-        <w:t xml:space="preserve">올가: 봐요. 오류는 번역이 아니라 한국에서 태어났어요. 번역은 그걸 따라 했을 뿐이죠.</w:t>
-      </w:r>
-    </w:p>
-    <w:p>
-      <w:pPr>
-        <w:pStyle w:val="BodyText"/>
-      </w:pPr>
-      <w:r>
-        <w:t xml:space="preserve">소희: 아. 맞아요. 우리 문서에 두 단어. 몰랐어요. 15년.</w:t>
-      </w:r>
-    </w:p>
-    <w:p>
-      <w:pPr>
-        <w:pStyle w:val="BodyText"/>
-      </w:pPr>
-      <w:r>
-        <w:t xml:space="preserve">올가: 정상이에요. 자기 문서는 아무도 못 봐요. 자기 억양처럼요.</w:t>
-      </w:r>
-    </w:p>
-    <w:p>
-      <w:pPr>
-        <w:pStyle w:val="BodyText"/>
-      </w:pPr>
-      <w:r>
-        <w:t xml:space="preserve">소희: 어떤 걸 골라요?</w:t>
-      </w:r>
-    </w:p>
-    <w:p>
-      <w:pPr>
-        <w:pStyle w:val="BodyText"/>
-      </w:pPr>
-      <w:r>
-        <w:t xml:space="preserve">알리나: 러시아엔 — 「가교된」. 짧고 화학적으로 정확해요. 「안정화된」은 광고처럼 들려요.</w:t>
-      </w:r>
-    </w:p>
-    <w:p>
-      <w:pPr>
-        <w:pStyle w:val="BodyText"/>
-      </w:pPr>
-      <w:r>
-        <w:t xml:space="preserve">올가: 3행. 「가교된」. 정 팀장님, 한국어 문서도 고치실 거죠?</w:t>
-      </w:r>
-    </w:p>
-    <w:p>
-      <w:pPr>
-        <w:pStyle w:val="BodyText"/>
-      </w:pPr>
-      <w:r>
-        <w:t xml:space="preserve">소희: 고칠게요. 한 단어. 「가교」. 마케팅이 화낼 거예요.</w:t>
-      </w:r>
-    </w:p>
-    <w:p>
-      <w:pPr>
-        <w:pStyle w:val="BodyText"/>
-      </w:pPr>
-      <w:r>
-        <w:t xml:space="preserve">도윤: 마케팅은 늘 화낸대요. 그게 그 사람들 일이래요.</w:t>
-      </w:r>
-    </w:p>
-    <w:p>
-      <w:pPr>
-        <w:pStyle w:val="BodyText"/>
-      </w:pPr>
-      <w:r>
-        <w:t xml:space="preserve">알리나: 다음 용어. 바늘. 설명서에 「27G 바늘」과 「30게이지 바늘」. 다른 바늘이에요.</w:t>
-      </w:r>
-    </w:p>
-    <w:p>
-      <w:pPr>
-        <w:pStyle w:val="BodyText"/>
-      </w:pPr>
-      <w:r>
-        <w:t xml:space="preserve">소희: 달라요? 아. 상자엔 — 27. 바늘 두 개. 27게이지.</w:t>
-      </w:r>
-    </w:p>
-    <w:p>
-      <w:pPr>
-        <w:pStyle w:val="BodyText"/>
-      </w:pPr>
-      <w:r>
-        <w:t xml:space="preserve">알리나: 그럼 「30」은 오류예요. 의사가 설명서를 믿으면 엉뚱한 바늘을 찾을 거예요.</w:t>
-      </w:r>
-    </w:p>
-    <w:p>
-      <w:pPr>
-        <w:pStyle w:val="BodyText"/>
-      </w:pPr>
-      <w:r>
-        <w:t xml:space="preserve">올가: 4행: 「27G 바늘」. 이번 주에 벌써 두 번째 구멍이네요.</w:t>
-      </w:r>
-    </w:p>
-    <w:p>
-      <w:pPr>
-        <w:pStyle w:val="BodyText"/>
-      </w:pPr>
-      <w:r>
-        <w:t xml:space="preserve">소희: 구멍 — 좋아요. 심사관 전에 — 좋아요. 알겠어요. 불량 일지 같아요. 다만 단어로.</w:t>
-      </w:r>
-    </w:p>
-    <w:p>
-      <w:pPr>
-        <w:pStyle w:val="BodyText"/>
-      </w:pPr>
-      <w:r>
-        <w:t xml:space="preserve">도윤: 제안해도 될까요? 세 열짜리 용어집. 한국어, 영어, 러시아어. 모두가 쓰는 파일 하나. 가리포바 선생님이 관리하고요. 그러면 아무도 혼자 새 단어를 지어내지 않을 거예요.</w:t>
-      </w:r>
-    </w:p>
-    <w:p>
-      <w:pPr>
-        <w:pStyle w:val="BodyText"/>
-      </w:pPr>
-      <w:r>
-        <w:t xml:space="preserve">올가: 좋은 생각이에요. 그런데 한국어 열은 누가 확인해요?</w:t>
-      </w:r>
-    </w:p>
-    <w:p>
-      <w:pPr>
-        <w:pStyle w:val="BodyText"/>
-      </w:pPr>
-      <w:r>
-        <w:t xml:space="preserve">도윤: 제가요. 저도 사전이에요. 살아 있는 사전.</w:t>
-      </w:r>
-    </w:p>
-    <w:p>
-      <w:pPr>
-        <w:pStyle w:val="BodyText"/>
-      </w:pPr>
-      <w:r>
-        <w:t xml:space="preserve">올가: 대표님의 침묵까지 통역하는 살아 있는 사전. 회사에서 가장 귀한 사전이죠.</w:t>
-      </w:r>
-    </w:p>
-    <w:p>
-      <w:pPr>
-        <w:pStyle w:val="BodyText"/>
-      </w:pPr>
-      <w:r>
-        <w:t xml:space="preserve">알렉세이: 도윤, 이제 용어집에서 당신은 0행이에요.</w:t>
-      </w:r>
-    </w:p>
-    <w:p>
-      <w:pPr>
-        <w:pStyle w:val="BodyText"/>
-      </w:pPr>
-      <w:r>
-        <w:t xml:space="preserve">도윤: 고마워요. 하나 더 말해도 될까요? 이리나의 편지에 대해서요.</w:t>
-      </w:r>
-    </w:p>
-    <w:p>
-      <w:pPr>
-        <w:pStyle w:val="BodyText"/>
-      </w:pPr>
-      <w:r>
-        <w:t xml:space="preserve">이리나: 제 편지요? 대표님이 읽으셨어요?</w:t>
-      </w:r>
-    </w:p>
-    <w:p>
-      <w:pPr>
-        <w:pStyle w:val="BodyText"/>
-      </w:pPr>
-      <w:r>
-        <w:t xml:space="preserve">도윤: 읽으셨어요. 아침 7시에. 혈압계 옆에서. 답은 내일 와요. 공식적으로.</w:t>
-      </w:r>
-    </w:p>
-    <w:p>
-      <w:pPr>
-        <w:pStyle w:val="BodyText"/>
-      </w:pPr>
-      <w:r>
-        <w:t xml:space="preserve">이리나: 비공식적으로는요?</w:t>
-      </w:r>
-    </w:p>
-    <w:p>
-      <w:pPr>
-        <w:pStyle w:val="BodyText"/>
-      </w:pPr>
-      <w:r>
-        <w:t xml:space="preserve">도윤: 비공식적으로는 — 웃으셨어요. 그리고 빨간 펜으로 뭔가에 밑줄을 그으셨어요. 더는 말 못 해요.</w:t>
-      </w:r>
-    </w:p>
-    <w:p>
-      <w:pPr>
-        <w:pStyle w:val="BodyText"/>
-      </w:pPr>
-      <w:r>
-        <w:t xml:space="preserve">이리나: 빨간 펜으로요? 뭐에 밑줄을 그으셨는데요?</w:t>
-      </w:r>
-    </w:p>
-    <w:p>
-      <w:pPr>
-        <w:pStyle w:val="BodyText"/>
-      </w:pPr>
-      <w:r>
-        <w:t xml:space="preserve">도윤: 내일 아시게 될 거예요. 대표님의 수업이에요. 제 게 아니라.</w:t>
+        <w:t xml:space="preserve">소희: 안녕하세요. 가리포바 선생님이세요? 반가워요. 의사이자 번역가라고 도윤이 얘기했어요.</w:t>
+      </w:r>
+    </w:p>
+    <w:p>
+      <w:pPr>
+        <w:pStyle w:val="BodyText"/>
+      </w:pPr>
+      <w:r>
+        <w:t xml:space="preserve">알리나: 아직은 번역을 배우는 의사일 뿐이에요. 정 팀장님, 젤에 대해 질문이 있어요. 가교된 젤인가요?</w:t>
+      </w:r>
+    </w:p>
+    <w:p>
+      <w:pPr>
+        <w:pStyle w:val="BodyText"/>
+      </w:pPr>
+      <w:r>
+        <w:t xml:space="preserve">소희: 네, 가교됐어요. BDDE로 가교해요. 가교용 특수 물질이에요.</w:t>
+      </w:r>
+    </w:p>
+    <w:p>
+      <w:pPr>
+        <w:pStyle w:val="BodyText"/>
+      </w:pPr>
+      <w:r>
+        <w:t xml:space="preserve">알리나: 영어 문서엔 「cross-linked」, 카자흐스탄용 러시아어엔 「교차 가교된」과 「안정화된」이 있어요. 같은 거예요?</w:t>
+      </w:r>
+    </w:p>
+    <w:p>
+      <w:pPr>
+        <w:pStyle w:val="BodyText"/>
+      </w:pPr>
+      <w:r>
+        <w:t xml:space="preserve">도윤: 정 팀장님 말씀이, 한국어에도 단어가 두 개래요. 「가교」와 「교차결합」. 연구원은 하나를 쓰고 마케팅은 다른 걸 쓴대요. 흔한 일이에요. 우리도 부서마다 그렇고, 아무도 눈치채지 못해요.</w:t>
+      </w:r>
+    </w:p>
+    <w:p>
+      <w:pPr>
+        <w:pStyle w:val="BodyText"/>
+      </w:pPr>
+      <w:r>
+        <w:t xml:space="preserve">올가: 거봐요. 오류는 번역이 아니라 한국에서 태어났고, 번역은 그걸 되풀이했을 뿐이에요.</w:t>
+      </w:r>
+    </w:p>
+    <w:p>
+      <w:pPr>
+        <w:pStyle w:val="BodyText"/>
+      </w:pPr>
+      <w:r>
+        <w:t xml:space="preserve">소희: 아, 정말이네요. 우리 문서에 단어가 두 개예요. 15년 동안 몰랐어요.</w:t>
+      </w:r>
+    </w:p>
+    <w:p>
+      <w:pPr>
+        <w:pStyle w:val="BodyText"/>
+      </w:pPr>
+      <w:r>
+        <w:t xml:space="preserve">올가: 정상이에요. 자기 문서는 아무도 못 봐요. 자기 억양을 아무도 못 듣는 것처럼요.</w:t>
+      </w:r>
+    </w:p>
+    <w:p>
+      <w:pPr>
+        <w:pStyle w:val="BodyText"/>
+      </w:pPr>
+      <w:r>
+        <w:t xml:space="preserve">소희: 좋아요, 그럼 러시아어 텍스트엔 어떤 단어를 골라요?</w:t>
+      </w:r>
+    </w:p>
+    <w:p>
+      <w:pPr>
+        <w:pStyle w:val="BodyText"/>
+      </w:pPr>
+      <w:r>
+        <w:t xml:space="preserve">알리나: 러시아엔 「가교된」이 좋아요. 짧고 화학적으로 정확하니까요. 「안정화된」은 광고처럼 들려요.</w:t>
+      </w:r>
+    </w:p>
+    <w:p>
+      <w:pPr>
+        <w:pStyle w:val="BodyText"/>
+      </w:pPr>
+      <w:r>
+        <w:t xml:space="preserve">올가: 3행: 「가교된」. 정 팀장님, 한국어 문서도 고칠 거예요?</w:t>
+      </w:r>
+    </w:p>
+    <w:p>
+      <w:pPr>
+        <w:pStyle w:val="BodyText"/>
+      </w:pPr>
+      <w:r>
+        <w:t xml:space="preserve">소희: 네, 고칠게요. 「가교」 한 단어만 남길게요. 마케팅이 화를 내겠지만요.</w:t>
+      </w:r>
+    </w:p>
+    <w:p>
+      <w:pPr>
+        <w:pStyle w:val="BodyText"/>
+      </w:pPr>
+      <w:r>
+        <w:t xml:space="preserve">도윤: 정 팀장님 말씀이, 마케팅은 늘 화를 낸대요. 그게 그 사람들 일이라서요.</w:t>
+      </w:r>
+    </w:p>
+    <w:p>
+      <w:pPr>
+        <w:pStyle w:val="BodyText"/>
+      </w:pPr>
+      <w:r>
+        <w:t xml:space="preserve">알리나: 다음 용어는 바늘이에요. 설명서에 「27G 바늘」과 「30게이지 바늘」이 있어요. 그런데 이건 서로 다른 바늘이에요.</w:t>
+      </w:r>
+    </w:p>
+    <w:p>
+      <w:pPr>
+        <w:pStyle w:val="BodyText"/>
+      </w:pPr>
+      <w:r>
+        <w:t xml:space="preserve">소희: 달라요? 아, 상자엔 바늘이 두 개 있는데, 둘 다 27게이지예요.</w:t>
+      </w:r>
+    </w:p>
+    <w:p>
+      <w:pPr>
+        <w:pStyle w:val="BodyText"/>
+      </w:pPr>
+      <w:r>
+        <w:t xml:space="preserve">알리나: 그럼 「30게이지」는 오류네요. 의사가 설명서를 믿으면 엉뚱한 바늘을 찾을 거예요.</w:t>
+      </w:r>
+    </w:p>
+    <w:p>
+      <w:pPr>
+        <w:pStyle w:val="BodyText"/>
+      </w:pPr>
+      <w:r>
+        <w:t xml:space="preserve">올가: 4행: 「27G 바늘」. 이번 주에 찾은 두 번째 구멍이에요.</w:t>
+      </w:r>
+    </w:p>
+    <w:p>
+      <w:pPr>
+        <w:pStyle w:val="BodyText"/>
+      </w:pPr>
+      <w:r>
+        <w:t xml:space="preserve">소희: 구멍은 좋아요, 심사관 전이라면. 알겠어요. 불량 일지 같은 거예요. 단어로 된.</w:t>
+      </w:r>
+    </w:p>
+    <w:p>
+      <w:pPr>
+        <w:pStyle w:val="BodyText"/>
+      </w:pPr>
+      <w:r>
+        <w:t xml:space="preserve">도윤: 하나 제안해도 될까요? 용어집을 한국어, 영어, 러시아어 세 칸으로 만들어요. 모두가 쓰는 파일 하나로, 가리포바 선생님이 관리하고요. 그러면 아무도 혼자 새 단어를 지어내지 않을 거예요.</w:t>
+      </w:r>
+    </w:p>
+    <w:p>
+      <w:pPr>
+        <w:pStyle w:val="BodyText"/>
+      </w:pPr>
+      <w:r>
+        <w:t xml:space="preserve">올가: 좋은 생각이에요, 도윤. 그럼 한국어 칸은 누가 확인해요?</w:t>
+      </w:r>
+    </w:p>
+    <w:p>
+      <w:pPr>
+        <w:pStyle w:val="BodyText"/>
+      </w:pPr>
+      <w:r>
+        <w:t xml:space="preserve">도윤: 제가 할게요. 저도 사전이거든요, 살아 있는 사전.</w:t>
+      </w:r>
+    </w:p>
+    <w:p>
+      <w:pPr>
+        <w:pStyle w:val="BodyText"/>
+      </w:pPr>
+      <w:r>
+        <w:t xml:space="preserve">올가: 대표님의 침묵까지 통역하는 살아 있는 사전이라. 회사에서 가장 귀한 사전이네요.</w:t>
+      </w:r>
+    </w:p>
+    <w:p>
+      <w:pPr>
+        <w:pStyle w:val="BodyText"/>
+      </w:pPr>
+      <w:r>
+        <w:t xml:space="preserve">알렉세이: 도윤, 이제 용어집에 0행으로 올라가 있어요.</w:t>
+      </w:r>
+    </w:p>
+    <w:p>
+      <w:pPr>
+        <w:pStyle w:val="BodyText"/>
+      </w:pPr>
+      <w:r>
+        <w:t xml:space="preserve">도윤: 고마워요, 큰 영광이에요. 하나 더 말해도 될까요? 이리나의 편지에 대해서요.</w:t>
+      </w:r>
+    </w:p>
+    <w:p>
+      <w:pPr>
+        <w:pStyle w:val="BodyText"/>
+      </w:pPr>
+      <w:r>
+        <w:t xml:space="preserve">이리나: 제 편지요? 그럼 대표님이 벌써 읽으셨어요?</w:t>
+      </w:r>
+    </w:p>
+    <w:p>
+      <w:pPr>
+        <w:pStyle w:val="BodyText"/>
+      </w:pPr>
+      <w:r>
+        <w:t xml:space="preserve">도윤: 네, 아침 7시에 혈압계 옆에서 읽으셨어요. 공식 답변은 내일 나와요.</w:t>
+      </w:r>
+    </w:p>
+    <w:p>
+      <w:pPr>
+        <w:pStyle w:val="BodyText"/>
+      </w:pPr>
+      <w:r>
+        <w:t xml:space="preserve">이리나: 비공식적으로는요? 지금 뭐라도 말해 줄 수 있어요?</w:t>
+      </w:r>
+    </w:p>
+    <w:p>
+      <w:pPr>
+        <w:pStyle w:val="BodyText"/>
+      </w:pPr>
+      <w:r>
+        <w:t xml:space="preserve">도윤: 비공식적으로는, 웃으셨어요. 그리고 빨간 펜으로 뭔가에 밑줄을 그으셨어요. 더는 말 안 할게요.</w:t>
+      </w:r>
+    </w:p>
+    <w:p>
+      <w:pPr>
+        <w:pStyle w:val="BodyText"/>
+      </w:pPr>
+      <w:r>
+        <w:t xml:space="preserve">이리나: 빨간 펜이요? 정확히 뭐에 밑줄을 그으셨는데요, 도윤?</w:t>
+      </w:r>
+    </w:p>
+    <w:p>
+      <w:pPr>
+        <w:pStyle w:val="BodyText"/>
+      </w:pPr>
+      <w:r>
+        <w:t xml:space="preserve">도윤: 내일 직접 알게 될 거예요. 제 수업이 아니라 대표님 수업이라서, 전 입 다물게요.</w:t>
       </w:r>
     </w:p>
     <w:bookmarkEnd w:id="35"/>
@@ -3902,199 +3902,229 @@
         <w:pStyle w:val="FirstParagraph"/>
       </w:pPr>
       <w:r>
-        <w:t xml:space="preserve">이리나: 답이 왔어요. 공식 답이요. 러시아어로. 도윤 번역, 대표님 서명.</w:t>
-      </w:r>
-    </w:p>
-    <w:p>
-      <w:pPr>
-        <w:pStyle w:val="BodyText"/>
-      </w:pPr>
-      <w:r>
-        <w:t xml:space="preserve">올가: 소리 내서 읽어요. 다 있잖아요, 가리포바까지.</w:t>
-      </w:r>
-    </w:p>
-    <w:p>
-      <w:pPr>
-        <w:pStyle w:val="BodyText"/>
-      </w:pPr>
-      <w:r>
-        <w:t xml:space="preserve">알리나: 밤샜어요. 용어집. 38행.</w:t>
-      </w:r>
-    </w:p>
-    <w:p>
-      <w:pPr>
-        <w:pStyle w:val="BodyText"/>
-      </w:pPr>
-      <w:r>
-        <w:t xml:space="preserve">이리나: 「친애하는 이리나 세르게예브나. 새 거래 제안을 받아들입니다. 세진바이오는 주사기 1,500개를 구매합니다. 가격 — 26달러 50센트.」</w:t>
-      </w:r>
-    </w:p>
-    <w:p>
-      <w:pPr>
-        <w:pStyle w:val="BodyText"/>
-      </w:pPr>
-      <w:r>
-        <w:t xml:space="preserve">알렉세이: 1,500개! 거의 400만이에요!</w:t>
-      </w:r>
-    </w:p>
-    <w:p>
-      <w:pPr>
-        <w:pStyle w:val="BodyText"/>
-      </w:pPr>
-      <w:r>
-        <w:t xml:space="preserve">이리나: 370만이요. 잠깐만요. 둘째 문단이 있어요.</w:t>
-      </w:r>
-    </w:p>
-    <w:p>
-      <w:pPr>
-        <w:pStyle w:val="BodyText"/>
-      </w:pPr>
-      <w:r>
-        <w:t xml:space="preserve">올가: 둘째 문단 읽어요.</w:t>
-      </w:r>
-    </w:p>
-    <w:p>
-      <w:pPr>
-        <w:pStyle w:val="BodyText"/>
-      </w:pPr>
-      <w:r>
-        <w:t xml:space="preserve">이리나: 「한 가지 지적. 귀하의 편지 첫째 문단엔 「반품」, 셋째 문단엔 「구매」. 용어는 하나여야 합니다. 고쳐서 다시 보내 주십시오.」</w:t>
-      </w:r>
-    </w:p>
-    <w:p>
-      <w:pPr>
-        <w:pStyle w:val="BodyText"/>
-      </w:pPr>
-      <w:r>
-        <w:t xml:space="preserve">올가: 밑줄을 그으셨네요. 빨간 펜으로. 「용어는 하나여야 한다」. 윤 대표님은 등록 담당이에요.</w:t>
-      </w:r>
-    </w:p>
-    <w:p>
-      <w:pPr>
-        <w:pStyle w:val="BodyText"/>
-      </w:pPr>
-      <w:r>
-        <w:t xml:space="preserve">알리나: 빨간 펜으로. 우리 아빠가 제 학교 작문을 고치던 것처럼요.</w:t>
-      </w:r>
-    </w:p>
-    <w:p>
-      <w:pPr>
-        <w:pStyle w:val="BodyText"/>
-      </w:pPr>
-      <w:r>
-        <w:t xml:space="preserve">이리나: 정말 신경 썼는데. 일부러 「구매」라고 썼어요. 한 번 「반품」이라고 썼어요. 무의식적으로.</w:t>
-      </w:r>
-    </w:p>
-    <w:p>
-      <w:pPr>
-        <w:pStyle w:val="BodyText"/>
-      </w:pPr>
-      <w:r>
-        <w:t xml:space="preserve">알리나: 카자흐스탄 번역 회사처럼요. 단어 하나만큼.</w:t>
-      </w:r>
-    </w:p>
-    <w:p>
-      <w:pPr>
-        <w:pStyle w:val="BodyText"/>
-      </w:pPr>
-      <w:r>
-        <w:t xml:space="preserve">이리나: 단어 하나. 거래 전체의 의미를 바꾸는. 대표님이 맞아요.</w:t>
-      </w:r>
-    </w:p>
-    <w:p>
-      <w:pPr>
-        <w:pStyle w:val="BodyText"/>
-      </w:pPr>
-      <w:r>
-        <w:t xml:space="preserve">알렉세이: 이리나, 잘못한 거 아니에요. 단어 하나예요.</w:t>
-      </w:r>
-    </w:p>
-    <w:p>
-      <w:pPr>
-        <w:pStyle w:val="BodyText"/>
-      </w:pPr>
-      <w:r>
-        <w:t xml:space="preserve">이리나: 아니요. 대표님이 맞아요. 「반품」은 옛 계약 변경이에요. 도윤을 통해서 그걸 설명해 주셨잖아요. 그런데 제가 직접 썼어요. 그러니까 실수는 전적으로 제 거예요, 대표님 게 아니라.</w:t>
-      </w:r>
-    </w:p>
-    <w:p>
-      <w:pPr>
-        <w:pStyle w:val="BodyText"/>
-      </w:pPr>
-      <w:r>
-        <w:t xml:space="preserve">올가: 벨로바. 이번 달 최고의 수업이에요. 우리 모두에게. 심사관에게도 단어 하나는 의미 전체예요. 심사관도 빨간 펜으로 밑줄을 긋겠죠, 다만 웃음 없이.</w:t>
-      </w:r>
-    </w:p>
-    <w:p>
-      <w:pPr>
-        <w:pStyle w:val="BodyText"/>
-      </w:pPr>
-      <w:r>
-        <w:t xml:space="preserve">이리나: 고칠게요. 전부 「구매」로. 10분 뒤에 보낼게요.</w:t>
-      </w:r>
-    </w:p>
-    <w:p>
-      <w:pPr>
-        <w:pStyle w:val="BodyText"/>
-      </w:pPr>
-      <w:r>
-        <w:t xml:space="preserve">올가: 10분. 9분도 11분도 아니고. 재고 있어요.</w:t>
-      </w:r>
-    </w:p>
-    <w:p>
-      <w:pPr>
-        <w:pStyle w:val="BodyText"/>
-      </w:pPr>
-      <w:r>
-        <w:t xml:space="preserve">알렉세이: 그러니까 세진에서 370만. 설립자 80만. 계좌에 300만. 많긴 한데, 아직 1,300만에는 한참 멀어요.</w:t>
-      </w:r>
-    </w:p>
-    <w:p>
-      <w:pPr>
-        <w:pStyle w:val="BodyText"/>
-      </w:pPr>
-      <w:r>
-        <w:t xml:space="preserve">이리나: 750만. 550만이 모자라요. 9월 말까지 5주.</w:t>
-      </w:r>
-    </w:p>
-    <w:p>
-      <w:pPr>
-        <w:pStyle w:val="BodyText"/>
-      </w:pPr>
-      <w:r>
-        <w:t xml:space="preserve">알렉세이: 500을 어디서 구할지 알아요. 은행이 아파트로 더 빌려줄 거예요. 감정가로 가능해요.</w:t>
-      </w:r>
-    </w:p>
-    <w:p>
-      <w:pPr>
-        <w:pStyle w:val="BodyText"/>
-      </w:pPr>
-      <w:r>
-        <w:t xml:space="preserve">이리나: 안 돼요. 오늘은 아니에요. 오늘은 370만을 기뻐하는 날이에요. 아파트는 별도의 대화예요. 긴 대화.</w:t>
-      </w:r>
-    </w:p>
-    <w:p>
-      <w:pPr>
-        <w:pStyle w:val="BodyText"/>
-      </w:pPr>
-      <w:r>
-        <w:t xml:space="preserve">올가: 벨로바 말이 맞아요. 오늘은 기뻐하고, 단어 하나를 고치죠. 그것도 일이에요.</w:t>
-      </w:r>
-    </w:p>
-    <w:p>
-      <w:pPr>
-        <w:pStyle w:val="BodyText"/>
-      </w:pPr>
-      <w:r>
-        <w:t xml:space="preserve">알렉세이: 알았어요. 오늘은 기뻐하죠. 하지만 대화는 할 거예요.</w:t>
-      </w:r>
-    </w:p>
-    <w:p>
-      <w:pPr>
-        <w:pStyle w:val="BodyText"/>
-      </w:pPr>
-      <w:r>
-        <w:t xml:space="preserve">이리나: 할 거예요. 금요일에. 표를 들고. 지금은 — 단어 하나.</w:t>
+        <w:t xml:space="preserve">이리나: 답장이 왔어요. 공식 답장이고 러시아어예요. 번역은 도윤, 서명은 대표님.</w:t>
+      </w:r>
+    </w:p>
+    <w:p>
+      <w:pPr>
+        <w:pStyle w:val="BodyText"/>
+      </w:pPr>
+      <w:r>
+        <w:t xml:space="preserve">올가: 소리 내서 읽어 줘요. 다 와 있어요, 가리포바 씨까지.</w:t>
+      </w:r>
+    </w:p>
+    <w:p>
+      <w:pPr>
+        <w:pStyle w:val="BodyText"/>
+      </w:pPr>
+      <w:r>
+        <w:t xml:space="preserve">알리나: 용어집 만드느라 밤부터 여기 있었어요. 벌써 38행이에요.</w:t>
+      </w:r>
+    </w:p>
+    <w:p>
+      <w:pPr>
+        <w:pStyle w:val="BodyText"/>
+      </w:pPr>
+      <w:r>
+        <w:t xml:space="preserve">이리나: 「친애하는 이리나 세르게예브나. 새 거래 제안을 수락합니다. 세진바이오는 주사기 1,500개를 구매합니다. 가격은 26달러 50센트.」</w:t>
+      </w:r>
+    </w:p>
+    <w:p>
+      <w:pPr>
+        <w:pStyle w:val="BodyText"/>
+      </w:pPr>
+      <w:r>
+        <w:t xml:space="preserve">알렉세이: 주사기 1,500개! 거의 400만 루블이에요!</w:t>
+      </w:r>
+    </w:p>
+    <w:p>
+      <w:pPr>
+        <w:pStyle w:val="BodyText"/>
+      </w:pPr>
+      <w:r>
+        <w:t xml:space="preserve">이리나: 370만이에요. 기뻐하긴 일러요, 두 번째 문단이 있어요.</w:t>
+      </w:r>
+    </w:p>
+    <w:p>
+      <w:pPr>
+        <w:pStyle w:val="BodyText"/>
+      </w:pPr>
+      <w:r>
+        <w:t xml:space="preserve">올가: 그럼 두 번째 문단을 읽어요. 그게 제일 중요한 것 같거든요.</w:t>
+      </w:r>
+    </w:p>
+    <w:p>
+      <w:pPr>
+        <w:pStyle w:val="BodyText"/>
+      </w:pPr>
+      <w:r>
+        <w:t xml:space="preserve">이리나: 「한 가지 지적. 편지 첫 문단에는</w:t>
+      </w:r>
+      <w:r>
+        <w:t xml:space="preserve"> </w:t>
+      </w:r>
+      <w:r>
+        <w:t xml:space="preserve">“</w:t>
+      </w:r>
+      <w:r>
+        <w:t xml:space="preserve">반품</w:t>
+      </w:r>
+      <w:r>
+        <w:t xml:space="preserve">”</w:t>
+      </w:r>
+      <w:r>
+        <w:t xml:space="preserve">, 셋째 문단에는</w:t>
+      </w:r>
+      <w:r>
+        <w:t xml:space="preserve"> </w:t>
+      </w:r>
+      <w:r>
+        <w:t xml:space="preserve">“</w:t>
+      </w:r>
+      <w:r>
+        <w:t xml:space="preserve">매입</w:t>
+      </w:r>
+      <w:r>
+        <w:t xml:space="preserve">”</w:t>
+      </w:r>
+      <w:r>
+        <w:t xml:space="preserve">이라고 되어 있습니다. 용어는 하나여야 합니다. 고쳐서 다시 보내 주십시오.」</w:t>
+      </w:r>
+    </w:p>
+    <w:p>
+      <w:pPr>
+        <w:pStyle w:val="BodyText"/>
+      </w:pPr>
+      <w:r>
+        <w:t xml:space="preserve">올가: 그걸 빨간 펜으로 밑줄 그으셨군요. 「용어는 하나여야 한다.」 윤 대표님은 진짜 등록 담당이네요.</w:t>
+      </w:r>
+    </w:p>
+    <w:p>
+      <w:pPr>
+        <w:pStyle w:val="BodyText"/>
+      </w:pPr>
+      <w:r>
+        <w:t xml:space="preserve">알리나: 빨간 펜이라… 우리 아빠가 학교 작문을 그렇게 검사하셨어요.</w:t>
+      </w:r>
+    </w:p>
+    <w:p>
+      <w:pPr>
+        <w:pStyle w:val="BodyText"/>
+      </w:pPr>
+      <w:r>
+        <w:t xml:space="preserve">이리나: 그렇게 신경 써서 일부러 「매입」이라고 썼는데, 한 번은 완전히 무심코 「반품」이라고 써 버렸어요.</w:t>
+      </w:r>
+    </w:p>
+    <w:p>
+      <w:pPr>
+        <w:pStyle w:val="BodyText"/>
+      </w:pPr>
+      <w:r>
+        <w:t xml:space="preserve">알리나: 카자흐스탄 번역 회사처럼요. 단어 하나만 틀린 거지만요.</w:t>
+      </w:r>
+    </w:p>
+    <w:p>
+      <w:pPr>
+        <w:pStyle w:val="BodyText"/>
+      </w:pPr>
+      <w:r>
+        <w:t xml:space="preserve">이리나: 네, 단어 하나. 그런데 거래 전체의 의미를 바꾸는 단어예요. 대표님 말씀이 전적으로 맞아요.</w:t>
+      </w:r>
+    </w:p>
+    <w:p>
+      <w:pPr>
+        <w:pStyle w:val="BodyText"/>
+      </w:pPr>
+      <w:r>
+        <w:t xml:space="preserve">알렉세이: 이리나, 당신 잘못이 아니에요. 단어 하나일 뿐이잖아요.</w:t>
+      </w:r>
+    </w:p>
+    <w:p>
+      <w:pPr>
+        <w:pStyle w:val="BodyText"/>
+      </w:pPr>
+      <w:r>
+        <w:t xml:space="preserve">이리나: 아니요, 대표님 말씀이 맞아요. 「반품」은 옛 계약의 변경이고, 그건 대표님이 직접 도윤을 통해 설명하셨어요. 그런데도 제가 그렇게 썼어요. 그러니 잘못은 대표님이 아니라 전부 저한테 있고, 따질 것도 없어요.</w:t>
+      </w:r>
+    </w:p>
+    <w:p>
+      <w:pPr>
+        <w:pStyle w:val="BodyText"/>
+      </w:pPr>
+      <w:r>
+        <w:t xml:space="preserve">올가: 벨로바, 우리 모두에게 이번 달 최고의 수업이에요. 심사관에게도 단어 하나가 의미 전체예요. 심사관도 빨간 펜으로 밑줄을 긋겠죠. 다만 웃음은 전혀 없이, 그리고 답은 하루가 아니라 석 달 뒤에 올 거예요.</w:t>
+      </w:r>
+    </w:p>
+    <w:p>
+      <w:pPr>
+        <w:pStyle w:val="BodyText"/>
+      </w:pPr>
+      <w:r>
+        <w:t xml:space="preserve">이리나: 지금 다 고칠게요. 전부 「매입」으로요. 10분 뒤에 보낼게요.</w:t>
+      </w:r>
+    </w:p>
+    <w:p>
+      <w:pPr>
+        <w:pStyle w:val="BodyText"/>
+      </w:pPr>
+      <w:r>
+        <w:t xml:space="preserve">올가: 10분 뒤. 9분도 11분도 아니고. 시간 잴게요.</w:t>
+      </w:r>
+    </w:p>
+    <w:p>
+      <w:pPr>
+        <w:pStyle w:val="BodyText"/>
+      </w:pPr>
+      <w:r>
+        <w:t xml:space="preserve">알렉세이: 그러니까 세진에서 370만, 설립자들한테서 80만, 계좌에 300만. 많긴 하지만 아직 1,300만엔 한참 모자라요. 그걸 잊으면 안 돼요.</w:t>
+      </w:r>
+    </w:p>
+    <w:p>
+      <w:pPr>
+        <w:pStyle w:val="BodyText"/>
+      </w:pPr>
+      <w:r>
+        <w:t xml:space="preserve">이리나: 750만이니까 550만이 모자라요. 그리고 9월 말까지 5주 남았어요.</w:t>
+      </w:r>
+    </w:p>
+    <w:p>
+      <w:pPr>
+        <w:pStyle w:val="BodyText"/>
+      </w:pPr>
+      <w:r>
+        <w:t xml:space="preserve">알렉세이: 500만을 어디서 구할지 알아요. 은행이 아파트 담보로 더 줄 거예요. 감정가가 되거든요.</w:t>
+      </w:r>
+    </w:p>
+    <w:p>
+      <w:pPr>
+        <w:pStyle w:val="BodyText"/>
+      </w:pPr>
+      <w:r>
+        <w:t xml:space="preserve">이리나: 아니요, 오늘은 안 돼요. 오늘은 370만을 기뻐하는 날이에요. 아파트는 따로 길게 얘기해야 해요.</w:t>
+      </w:r>
+    </w:p>
+    <w:p>
+      <w:pPr>
+        <w:pStyle w:val="BodyText"/>
+      </w:pPr>
+      <w:r>
+        <w:t xml:space="preserve">올가: 벨로바 말이 맞아요. 오늘은 기뻐하고 단어 하나를 고쳐요. 그것도 일이에요.</w:t>
+      </w:r>
+    </w:p>
+    <w:p>
+      <w:pPr>
+        <w:pStyle w:val="BodyText"/>
+      </w:pPr>
+      <w:r>
+        <w:t xml:space="preserve">알렉세이: 좋아요, 오늘은 기뻐해요. 하지만 아파트 얘기는 반드시 할 거예요. 물러서지 않아요.</w:t>
+      </w:r>
+    </w:p>
+    <w:p>
+      <w:pPr>
+        <w:pStyle w:val="BodyText"/>
+      </w:pPr>
+      <w:r>
+        <w:t xml:space="preserve">이리나: 할 거예요, 금요일에 표를 놓고요. 지금은 단어 하나를 고쳐야 해요.</w:t>
       </w:r>
     </w:p>
     <w:bookmarkEnd w:id="36"/>
@@ -4112,31 +4142,31 @@
         <w:pStyle w:val="FirstParagraph"/>
       </w:pPr>
       <w:r>
-        <w:t xml:space="preserve">알리나: 알렉세이 니콜라예비치, 아직 계세요? 첫 버전 끝냈어요. 40행.</w:t>
-      </w:r>
-    </w:p>
-    <w:p>
-      <w:pPr>
-        <w:pStyle w:val="BodyText"/>
-      </w:pPr>
-      <w:r>
-        <w:t xml:space="preserve">알렉세이: 있어요. 보여 주세요.</w:t>
-      </w:r>
-    </w:p>
-    <w:p>
-      <w:pPr>
-        <w:pStyle w:val="BodyText"/>
-      </w:pPr>
-      <w:r>
-        <w:t xml:space="preserve">알리나: 세 열. 한국어 — 도윤. 영어 — 정 팀장님. 러시아어 — 저. 용어마다 — 하나.</w:t>
-      </w:r>
-    </w:p>
-    <w:p>
-      <w:pPr>
-        <w:pStyle w:val="BodyText"/>
-      </w:pPr>
-      <w:r>
-        <w:t xml:space="preserve">알렉세이: 사흘에 용어 40개. 잠은 잤어요?</w:t>
+        <w:t xml:space="preserve">알리나: 알렉세이 니콜라예비치, 아직 계세요? 용어집 첫 버전을 끝냈어요. 40행이에요.</w:t>
+      </w:r>
+    </w:p>
+    <w:p>
+      <w:pPr>
+        <w:pStyle w:val="BodyText"/>
+      </w:pPr>
+      <w:r>
+        <w:t xml:space="preserve">알렉세이: 네, 아직 있어요. 보여 주세요. 어떻게 됐는지 정말 궁금해요.</w:t>
+      </w:r>
+    </w:p>
+    <w:p>
+      <w:pPr>
+        <w:pStyle w:val="BodyText"/>
+      </w:pPr>
+      <w:r>
+        <w:t xml:space="preserve">알리나: 칸이 세 개예요. 한국어는 도윤, 영어는 정 팀장님, 러시아어는 제가 맡아요. 그리고 용어는 전부 하나씩이에요.</w:t>
+      </w:r>
+    </w:p>
+    <w:p>
+      <w:pPr>
+        <w:pStyle w:val="BodyText"/>
+      </w:pPr>
+      <w:r>
+        <w:t xml:space="preserve">알렉세이: 사흘 만에 용어 40개요? 그동안 잠은 잤어요?</w:t>
       </w:r>
     </w:p>
     <w:p>
@@ -4152,79 +4182,79 @@
         <w:pStyle w:val="BodyText"/>
       </w:pPr>
       <w:r>
-        <w:t xml:space="preserve">알렉세이: 누구를 가르쳐요?</w:t>
-      </w:r>
-    </w:p>
-    <w:p>
-      <w:pPr>
-        <w:pStyle w:val="BodyText"/>
-      </w:pPr>
-      <w:r>
-        <w:t xml:space="preserve">알리나: 글을요. 한국 사람들도요. 올가 페트로브나도 한 번. 「부종」과 「부기」로 다퉜는데, 제가 이겼어요.</w:t>
-      </w:r>
-    </w:p>
-    <w:p>
-      <w:pPr>
-        <w:pStyle w:val="BodyText"/>
-      </w:pPr>
-      <w:r>
-        <w:t xml:space="preserve">알렉세이: 올가 페트로브나를 이겼다고요? 회사 역사에 적어야겠네요.</w:t>
-      </w:r>
-    </w:p>
-    <w:p>
-      <w:pPr>
-        <w:pStyle w:val="BodyText"/>
-      </w:pPr>
-      <w:r>
-        <w:t xml:space="preserve">알리나: 직접 적으셨어요. 용어집에. 29행. 그리고 「가리포바, 위험한 사람이네요」라고 하셨어요.</w:t>
-      </w:r>
-    </w:p>
-    <w:p>
-      <w:pPr>
-        <w:pStyle w:val="BodyText"/>
-      </w:pPr>
-      <w:r>
-        <w:t xml:space="preserve">알렉세이: 그분한테는 최고의 칭찬이에요. 정 팀장님의 「좋아요, 아주 좋아요」처럼요.</w:t>
-      </w:r>
-    </w:p>
-    <w:p>
-      <w:pPr>
-        <w:pStyle w:val="BodyText"/>
-      </w:pPr>
-      <w:r>
-        <w:t xml:space="preserve">알리나: 알렉세이 니콜라예비치, 등록이 되면 의사들을 교육하실 거예요?</w:t>
-      </w:r>
-    </w:p>
-    <w:p>
-      <w:pPr>
-        <w:pStyle w:val="BodyText"/>
-      </w:pPr>
-      <w:r>
-        <w:t xml:space="preserve">알렉세이: 할 거예요. 코르닐로바가 제품이 검증을 통과하면 하겠다고 했어요. 당신도 도와줄 거죠?</w:t>
-      </w:r>
-    </w:p>
-    <w:p>
-      <w:pPr>
-        <w:pStyle w:val="BodyText"/>
-      </w:pPr>
-      <w:r>
-        <w:t xml:space="preserve">알리나: 제가 첫 번째 학생이 될게요. 그다음엔 어쩌면 — 선생님이요. 저처럼 유튜브로 배운 사람들을 위해서요. 레지던트 때 밤에 한국 의사들을 보면서부터 꿈꿨어요.</w:t>
-      </w:r>
-    </w:p>
-    <w:p>
-      <w:pPr>
-        <w:pStyle w:val="BodyText"/>
-      </w:pPr>
-      <w:r>
-        <w:t xml:space="preserve">알렉세이: 그게 바로 우리 계획이에요. 규칙 셋, 기억해요? 가격보다 교육.</w:t>
-      </w:r>
-    </w:p>
-    <w:p>
-      <w:pPr>
-        <w:pStyle w:val="BodyText"/>
-      </w:pPr>
-      <w:r>
-        <w:t xml:space="preserve">알리나: 기억해요. 그런데 이제 저한텐 넷째가 있어요. 제가 부종 얘기로 다툴 때 올가 페트로브나가 보드에 크게 썼어요: 「용어는 하나여야 한다」. 이제 그게 당신 판지 옆에 걸려 있어요.</w:t>
+        <w:t xml:space="preserve">알렉세이: 누굴 가르치는데요? 한국 측이에요, 우리예요?</w:t>
+      </w:r>
+    </w:p>
+    <w:p>
+      <w:pPr>
+        <w:pStyle w:val="BodyText"/>
+      </w:pPr>
+      <w:r>
+        <w:t xml:space="preserve">알리나: 글과 한국 측이요. 그리고 올가 페트로브나도 한 번이요. 「부종」과 「부기」로 다투셨는데 제가 이겼어요.</w:t>
+      </w:r>
+    </w:p>
+    <w:p>
+      <w:pPr>
+        <w:pStyle w:val="BodyText"/>
+      </w:pPr>
+      <w:r>
+        <w:t xml:space="preserve">알렉세이: 올가 페트로브나를 이겼다고요? 그건 꼭 회사 역사에 기록해야 해요.</w:t>
+      </w:r>
+    </w:p>
+    <w:p>
+      <w:pPr>
+        <w:pStyle w:val="BodyText"/>
+      </w:pPr>
+      <w:r>
+        <w:t xml:space="preserve">알리나: 본인이 직접 기록하셨어요. 용어집 29행에요. 그리고 「가리포바, 당신은 위험한 사람이에요」라고 하셨어요.</w:t>
+      </w:r>
+    </w:p>
+    <w:p>
+      <w:pPr>
+        <w:pStyle w:val="BodyText"/>
+      </w:pPr>
+      <w:r>
+        <w:t xml:space="preserve">알렉세이: 그게 그분 최고의 칭찬이에요. 정 팀장님의 「좋아요, 아주 좋아요」처럼요.</w:t>
+      </w:r>
+    </w:p>
+    <w:p>
+      <w:pPr>
+        <w:pStyle w:val="BodyText"/>
+      </w:pPr>
+      <w:r>
+        <w:t xml:space="preserve">알리나: 알렉세이 니콜라예비치, 등록이 되면 의사들을 가르치실 거예요?</w:t>
+      </w:r>
+    </w:p>
+    <w:p>
+      <w:pPr>
+        <w:pStyle w:val="BodyText"/>
+      </w:pPr>
+      <w:r>
+        <w:t xml:space="preserve">알렉세이: 할 거예요. 제품이 검증을 통과하면 코르닐로바가 돕겠다고 했어요. 당신도 우리를 도와줄 거예요?</w:t>
+      </w:r>
+    </w:p>
+    <w:p>
+      <w:pPr>
+        <w:pStyle w:val="BodyText"/>
+      </w:pPr>
+      <w:r>
+        <w:t xml:space="preserve">알리나: 처음엔 첫 번째 학생이 될 거예요. 그다음엔 어쩌면, 저처럼 유튜브로 배운 사람들의 선생님이 되고요. 레지던트 때 밤마다 한국 의사들 영상을 보면서부터 꿈꿔 온 거예요.</w:t>
+      </w:r>
+    </w:p>
+    <w:p>
+      <w:pPr>
+        <w:pStyle w:val="BodyText"/>
+      </w:pPr>
+      <w:r>
+        <w:t xml:space="preserve">알렉세이: 그게 바로 우리 계획이에요. 우리 세 가지 규칙 기억해요? 교육이 가격보다 중요하다.</w:t>
+      </w:r>
+    </w:p>
+    <w:p>
+      <w:pPr>
+        <w:pStyle w:val="BodyText"/>
+      </w:pPr>
+      <w:r>
+        <w:t xml:space="preserve">알리나: 기억해요. 그런데 이제 저한텐 넷째 규칙이 있어요. 제가 부종 얘기로 다투는 동안 올가 페트로브나가 칠판에 큰 글씨로 쓰셨어요. 「용어는 하나여야 한다.」 이제 그게 당신의 판지 옆에 걸려 있어요.</w:t>
       </w:r>
     </w:p>
     <w:bookmarkEnd w:id="37"/>
